--- a/PipelineDocumentation/images/ini_files/ini_examples.docx
+++ b/PipelineDocumentation/images/ini_files/ini_examples.docx
@@ -1,6 +1,6 @@
 
 <file path=word/document.xml><?xml version="1.0" encoding="utf-8"?>
-<w:document xmlns:wpc="http://schemas.microsoft.com/office/word/2010/wordprocessingCanvas" xmlns:cx="http://schemas.microsoft.com/office/drawing/2014/chartex" xmlns:cx1="http://schemas.microsoft.com/office/drawing/2015/9/8/chartex" xmlns:cx2="http://schemas.microsoft.com/office/drawing/2015/10/21/chartex" xmlns:cx3="http://schemas.microsoft.com/office/drawing/2016/5/9/chartex" xmlns:cx4="http://schemas.microsoft.com/office/drawing/2016/5/10/chartex" xmlns:cx5="http://schemas.microsoft.com/office/drawing/2016/5/11/chartex" xmlns:cx6="http://schemas.microsoft.com/office/drawing/2016/5/12/chartex" xmlns:cx7="http://schemas.microsoft.com/office/drawing/2016/5/13/chartex" xmlns:cx8="http://schemas.microsoft.com/office/drawing/2016/5/14/chartex" xmlns:mc="http://schemas.openxmlformats.org/markup-compatibility/2006" xmlns:aink="http://schemas.microsoft.com/office/drawing/2016/ink" xmlns:am3d="http://schemas.microsoft.com/office/drawing/2017/model3d" xmlns:o="urn:schemas-microsoft-com:office:office" xmlns:oel="http://schemas.microsoft.com/office/2019/extlst" xmlns:r="http://schemas.openxmlformats.org/officeDocument/2006/relationships" xmlns:m="http://schemas.openxmlformats.org/officeDocument/2006/math" xmlns:v="urn:schemas-microsoft-com:vml" xmlns:wp14="http://schemas.microsoft.com/office/word/2010/wordprocessingDrawing" xmlns:wp="http://schemas.openxmlformats.org/drawingml/2006/wordprocessingDrawing" xmlns:w10="urn:schemas-microsoft-com:office:word" xmlns:w="http://schemas.openxmlformats.org/wordprocessingml/2006/main" xmlns:w14="http://schemas.microsoft.com/office/word/2010/wordml" xmlns:w15="http://schemas.microsoft.com/office/word/2012/wordml" xmlns:w16cex="http://schemas.microsoft.com/office/word/2018/wordml/cex" xmlns:w16cid="http://schemas.microsoft.com/office/word/2016/wordml/cid" xmlns:w16="http://schemas.microsoft.com/office/word/2018/wordml" xmlns:w16du="http://schemas.microsoft.com/office/word/2023/wordml/word16du" xmlns:w16sdtdh="http://schemas.microsoft.com/office/word/2020/wordml/sdtdatahash" xmlns:w16sdtfl="http://schemas.microsoft.com/office/word/2024/wordml/sdtformatlock" xmlns:w16se="http://schemas.microsoft.com/office/word/2015/wordml/symex" xmlns:wpg="http://schemas.microsoft.com/office/word/2010/wordprocessingGroup" xmlns:wpi="http://schemas.microsoft.com/office/word/2010/wordprocessingInk" xmlns:wne="http://schemas.microsoft.com/office/word/2006/wordml" xmlns:wps="http://schemas.microsoft.com/office/word/2010/wordprocessingShape" mc:Ignorable="w14 w15 w16se w16cid w16 w16cex w16sdtdh w16sdtfl w16du wp14">
+<w:document xmlns:wpc="http://schemas.microsoft.com/office/word/2010/wordprocessingCanvas" xmlns:cx="http://schemas.microsoft.com/office/drawing/2014/chartex" xmlns:cx1="http://schemas.microsoft.com/office/drawing/2015/9/8/chartex" xmlns:cx2="http://schemas.microsoft.com/office/drawing/2015/10/21/chartex" xmlns:cx3="http://schemas.microsoft.com/office/drawing/2016/5/9/chartex" xmlns:cx4="http://schemas.microsoft.com/office/drawing/2016/5/10/chartex" xmlns:cx5="http://schemas.microsoft.com/office/drawing/2016/5/11/chartex" xmlns:cx6="http://schemas.microsoft.com/office/drawing/2016/5/12/chartex" xmlns:cx7="http://schemas.microsoft.com/office/drawing/2016/5/13/chartex" xmlns:cx8="http://schemas.microsoft.com/office/drawing/2016/5/14/chartex" xmlns:mc="http://schemas.openxmlformats.org/markup-compatibility/2006" xmlns:m="http://schemas.openxmlformats.org/officeDocument/2006/math" xmlns:aink="http://schemas.microsoft.com/office/drawing/2016/ink" xmlns:am3d="http://schemas.microsoft.com/office/drawing/2017/model3d" xmlns:oel="http://schemas.microsoft.com/office/2019/extlst" xmlns:r="http://schemas.openxmlformats.org/officeDocument/2006/relationships" xmlns:wp14="http://schemas.microsoft.com/office/word/2010/wordprocessingDrawing" xmlns:wp="http://schemas.openxmlformats.org/drawingml/2006/wordprocessingDrawing" xmlns:wpg="http://schemas.microsoft.com/office/word/2010/wordprocessingGroup" xmlns:wpi="http://schemas.microsoft.com/office/word/2010/wordprocessingInk" xmlns:wps="http://schemas.microsoft.com/office/word/2010/wordprocessingShape" xmlns:o="urn:schemas-microsoft-com:office:office" xmlns:v="urn:schemas-microsoft-com:vml" xmlns:w10="urn:schemas-microsoft-com:office:word" xmlns:w="http://schemas.openxmlformats.org/wordprocessingml/2006/main" xmlns:w14="http://schemas.microsoft.com/office/word/2010/wordml" xmlns:w15="http://schemas.microsoft.com/office/word/2012/wordml" xmlns:w16cex="http://schemas.microsoft.com/office/word/2018/wordml/cex" xmlns:w16cid="http://schemas.microsoft.com/office/word/2016/wordml/cid" xmlns:w16="http://schemas.microsoft.com/office/word/2018/wordml" xmlns:w16sdtdh="http://schemas.microsoft.com/office/word/2020/wordml/sdtdatahash" xmlns:w16sdtfl="http://schemas.microsoft.com/office/word/2024/wordml/sdtformatlock" xmlns:w16se="http://schemas.microsoft.com/office/word/2015/wordml/symex" xmlns:w16du="http://schemas.microsoft.com/office/word/2023/wordml/word16du" xmlns:wne="http://schemas.microsoft.com/office/word/2006/wordml" mc:Ignorable="w14 w15 w16se w16cid w16 w16cex w16sdtdh w16sdtfl w16du wp14">
   <w:body>
     <w:p>
       <w:pPr>
@@ -146,7 +146,25 @@
                 <w:szCs w:val="20"/>
                 <w:shd w:val="clear" w:color="auto" w:fill="F7CAAC" w:themeFill="accent2" w:themeFillTint="66"/>
               </w:rPr>
-              <w:t>at 2m (HMP)</w:t>
+              <w:t xml:space="preserve">at </w:t>
+            </w:r>
+            <w:r>
+              <w:rPr>
+                <w:rFonts w:ascii="Consolas" w:hAnsi="Consolas" w:cs="Consolas"/>
+                <w:sz w:val="20"/>
+                <w:szCs w:val="20"/>
+                <w:shd w:val="clear" w:color="auto" w:fill="F7CAAC" w:themeFill="accent2" w:themeFillTint="66"/>
+              </w:rPr>
+              <w:t>350 cm</w:t>
+            </w:r>
+            <w:r>
+              <w:rPr>
+                <w:rFonts w:ascii="Consolas" w:hAnsi="Consolas" w:cs="Consolas"/>
+                <w:sz w:val="20"/>
+                <w:szCs w:val="20"/>
+                <w:shd w:val="clear" w:color="auto" w:fill="F7CAAC" w:themeFill="accent2" w:themeFillTint="66"/>
+              </w:rPr>
+              <w:t xml:space="preserve"> (HMP)</w:t>
             </w:r>
             <w:r>
               <w:rPr>
@@ -205,7 +223,25 @@
                 <w:szCs w:val="20"/>
                 <w:shd w:val="clear" w:color="auto" w:fill="FFFF00"/>
               </w:rPr>
-              <w:t>'MET_HMP_T_2m_Avg'</w:t>
+              <w:t>'MET_HMP_T_</w:t>
+            </w:r>
+            <w:r>
+              <w:rPr>
+                <w:rFonts w:ascii="Consolas" w:hAnsi="Consolas" w:cs="Consolas"/>
+                <w:sz w:val="20"/>
+                <w:szCs w:val="20"/>
+                <w:shd w:val="clear" w:color="auto" w:fill="FFFF00"/>
+              </w:rPr>
+              <w:t>350cm</w:t>
+            </w:r>
+            <w:r>
+              <w:rPr>
+                <w:rFonts w:ascii="Consolas" w:hAnsi="Consolas" w:cs="Consolas"/>
+                <w:sz w:val="20"/>
+                <w:szCs w:val="20"/>
+                <w:shd w:val="clear" w:color="auto" w:fill="FFFF00"/>
+              </w:rPr>
+              <w:t>_Avg'</w:t>
             </w:r>
             <w:r>
               <w:rPr>
@@ -748,12 +784,166 @@
           <w:szCs w:val="20"/>
         </w:rPr>
       </w:pPr>
+    </w:p>
+    <w:p>
+      <w:pPr>
+        <w:rPr>
+          <w:rFonts w:ascii="Consolas" w:hAnsi="Consolas" w:cs="Consolas"/>
+          <w:sz w:val="20"/>
+          <w:szCs w:val="20"/>
+        </w:rPr>
+      </w:pPr>
+    </w:p>
+    <w:p>
+      <w:pPr>
+        <w:rPr>
+          <w:rFonts w:ascii="Consolas" w:hAnsi="Consolas" w:cs="Consolas"/>
+          <w:sz w:val="20"/>
+          <w:szCs w:val="20"/>
+        </w:rPr>
+      </w:pPr>
+    </w:p>
+    <w:p>
+      <w:pPr>
+        <w:rPr>
+          <w:rFonts w:ascii="Consolas" w:hAnsi="Consolas" w:cs="Consolas"/>
+          <w:sz w:val="20"/>
+          <w:szCs w:val="20"/>
+        </w:rPr>
+      </w:pPr>
+    </w:p>
+    <w:p>
+      <w:pPr>
+        <w:rPr>
+          <w:rFonts w:ascii="Consolas" w:hAnsi="Consolas" w:cs="Consolas"/>
+          <w:sz w:val="20"/>
+          <w:szCs w:val="20"/>
+        </w:rPr>
+      </w:pPr>
+    </w:p>
+    <w:p>
+      <w:pPr>
+        <w:rPr>
+          <w:rFonts w:ascii="Consolas" w:hAnsi="Consolas" w:cs="Consolas"/>
+          <w:sz w:val="20"/>
+          <w:szCs w:val="20"/>
+        </w:rPr>
+      </w:pPr>
+    </w:p>
+    <w:p>
+      <w:pPr>
+        <w:rPr>
+          <w:rFonts w:ascii="Consolas" w:hAnsi="Consolas" w:cs="Consolas"/>
+          <w:sz w:val="20"/>
+          <w:szCs w:val="20"/>
+        </w:rPr>
+      </w:pPr>
+    </w:p>
+    <w:p>
+      <w:pPr>
+        <w:rPr>
+          <w:rFonts w:ascii="Consolas" w:hAnsi="Consolas" w:cs="Consolas"/>
+          <w:sz w:val="20"/>
+          <w:szCs w:val="20"/>
+        </w:rPr>
+      </w:pPr>
+    </w:p>
+    <w:p>
+      <w:pPr>
+        <w:rPr>
+          <w:rFonts w:ascii="Consolas" w:hAnsi="Consolas" w:cs="Consolas"/>
+          <w:sz w:val="20"/>
+          <w:szCs w:val="20"/>
+        </w:rPr>
+      </w:pPr>
+    </w:p>
+    <w:p>
+      <w:pPr>
+        <w:rPr>
+          <w:rFonts w:ascii="Consolas" w:hAnsi="Consolas" w:cs="Consolas"/>
+          <w:sz w:val="20"/>
+          <w:szCs w:val="20"/>
+        </w:rPr>
+      </w:pPr>
+    </w:p>
+    <w:p>
+      <w:pPr>
+        <w:rPr>
+          <w:rFonts w:ascii="Consolas" w:hAnsi="Consolas" w:cs="Consolas"/>
+          <w:sz w:val="20"/>
+          <w:szCs w:val="20"/>
+        </w:rPr>
+      </w:pPr>
+    </w:p>
+    <w:p>
+      <w:pPr>
+        <w:rPr>
+          <w:rFonts w:ascii="Consolas" w:hAnsi="Consolas" w:cs="Consolas"/>
+          <w:sz w:val="20"/>
+          <w:szCs w:val="20"/>
+        </w:rPr>
+      </w:pPr>
+    </w:p>
+    <w:p>
+      <w:pPr>
+        <w:rPr>
+          <w:rFonts w:ascii="Consolas" w:hAnsi="Consolas" w:cs="Consolas"/>
+          <w:sz w:val="20"/>
+          <w:szCs w:val="20"/>
+        </w:rPr>
+      </w:pPr>
+    </w:p>
+    <w:p>
+      <w:pPr>
+        <w:rPr>
+          <w:rFonts w:ascii="Consolas" w:hAnsi="Consolas" w:cs="Consolas"/>
+          <w:sz w:val="20"/>
+          <w:szCs w:val="20"/>
+        </w:rPr>
+      </w:pPr>
+    </w:p>
+    <w:p>
+      <w:pPr>
+        <w:rPr>
+          <w:rFonts w:ascii="Consolas" w:hAnsi="Consolas" w:cs="Consolas"/>
+          <w:sz w:val="20"/>
+          <w:szCs w:val="20"/>
+        </w:rPr>
+      </w:pPr>
+    </w:p>
+    <w:p>
+      <w:pPr>
+        <w:rPr>
+          <w:rFonts w:ascii="Consolas" w:hAnsi="Consolas" w:cs="Consolas"/>
+          <w:sz w:val="20"/>
+          <w:szCs w:val="20"/>
+        </w:rPr>
+      </w:pPr>
+    </w:p>
+    <w:p>
+      <w:pPr>
+        <w:rPr>
+          <w:rFonts w:ascii="Consolas" w:hAnsi="Consolas" w:cs="Consolas"/>
+          <w:sz w:val="20"/>
+          <w:szCs w:val="20"/>
+        </w:rPr>
+      </w:pPr>
+    </w:p>
+    <w:p>
+      <w:pPr>
+        <w:rPr>
+          <w:rFonts w:ascii="Consolas" w:hAnsi="Consolas" w:cs="Consolas"/>
+          <w:sz w:val="20"/>
+          <w:szCs w:val="20"/>
+        </w:rPr>
+      </w:pPr>
       <w:r>
         <w:rPr>
           <w:rFonts w:ascii="Consolas" w:hAnsi="Consolas" w:cs="Consolas"/>
           <w:sz w:val="20"/>
           <w:szCs w:val="20"/>
         </w:rPr>
+        <w:lastRenderedPageBreak/>
         <w:t>Example 2</w:t>
       </w:r>
       <w:r>
@@ -919,7 +1109,23 @@
                 <w:sz w:val="20"/>
                 <w:szCs w:val="20"/>
               </w:rPr>
-              <w:t xml:space="preserve">                         title = 'Air temperature at 350cm (HMP)'</w:t>
+              <w:t xml:space="preserve">                         title = 'Air temperature at </w:t>
+            </w:r>
+            <w:r>
+              <w:rPr>
+                <w:rFonts w:ascii="Consolas" w:hAnsi="Consolas" w:cs="Consolas"/>
+                <w:sz w:val="20"/>
+                <w:szCs w:val="20"/>
+              </w:rPr>
+              <w:t>2 m</w:t>
+            </w:r>
+            <w:r>
+              <w:rPr>
+                <w:rFonts w:ascii="Consolas" w:hAnsi="Consolas" w:cs="Consolas"/>
+                <w:sz w:val="20"/>
+                <w:szCs w:val="20"/>
+              </w:rPr>
+              <w:t xml:space="preserve"> (HMP)'</w:t>
             </w:r>
           </w:p>
         </w:tc>
@@ -943,7 +1149,25 @@
                 <w:sz w:val="20"/>
                 <w:szCs w:val="20"/>
               </w:rPr>
-              <w:t xml:space="preserve">                 inputFileName = {</w:t>
+              <w:t xml:space="preserve">                 </w:t>
+            </w:r>
+            <w:proofErr w:type="spellStart"/>
+            <w:r>
+              <w:rPr>
+                <w:rFonts w:ascii="Consolas" w:hAnsi="Consolas" w:cs="Consolas"/>
+                <w:sz w:val="20"/>
+                <w:szCs w:val="20"/>
+              </w:rPr>
+              <w:t>inputFileName</w:t>
+            </w:r>
+            <w:proofErr w:type="spellEnd"/>
+            <w:r>
+              <w:rPr>
+                <w:rFonts w:ascii="Consolas" w:hAnsi="Consolas" w:cs="Consolas"/>
+                <w:sz w:val="20"/>
+                <w:szCs w:val="20"/>
+              </w:rPr>
+              <w:t xml:space="preserve"> = {</w:t>
             </w:r>
             <w:r>
               <w:rPr>
@@ -952,7 +1176,25 @@
                 <w:szCs w:val="20"/>
                 <w:shd w:val="clear" w:color="auto" w:fill="FFFF00"/>
               </w:rPr>
-              <w:t>'MET_HMP_T_350cm_Avg'</w:t>
+              <w:t>'MET_HMP_T_</w:t>
+            </w:r>
+            <w:r>
+              <w:rPr>
+                <w:rFonts w:ascii="Consolas" w:hAnsi="Consolas" w:cs="Consolas"/>
+                <w:sz w:val="20"/>
+                <w:szCs w:val="20"/>
+                <w:shd w:val="clear" w:color="auto" w:fill="FFFF00"/>
+              </w:rPr>
+              <w:t>2m</w:t>
+            </w:r>
+            <w:r>
+              <w:rPr>
+                <w:rFonts w:ascii="Consolas" w:hAnsi="Consolas" w:cs="Consolas"/>
+                <w:sz w:val="20"/>
+                <w:szCs w:val="20"/>
+                <w:shd w:val="clear" w:color="auto" w:fill="FFFF00"/>
+              </w:rPr>
+              <w:t>_Avg'</w:t>
             </w:r>
             <w:r>
               <w:rPr>
@@ -1302,7 +1544,6 @@
                 <w:sz w:val="20"/>
                 <w:szCs w:val="20"/>
               </w:rPr>
-              <w:lastRenderedPageBreak/>
               <w:t xml:space="preserve">                        zeroPt = [-9999]</w:t>
             </w:r>
           </w:p>
@@ -1941,6 +2182,7 @@
                 <w:szCs w:val="20"/>
                 <w14:ligatures w14:val="standardContextual"/>
               </w:rPr>
+              <w:lastRenderedPageBreak/>
               <w:t xml:space="preserve">       </w:t>
             </w:r>
             <w:r>
@@ -2983,7 +3225,6 @@
           <w:sz w:val="20"/>
           <w:szCs w:val="20"/>
         </w:rPr>
-        <w:lastRenderedPageBreak/>
         <w:t xml:space="preserve">Example 1b (first stage – </w:t>
       </w:r>
       <w:proofErr w:type="spellStart"/>
@@ -4164,7 +4405,6 @@
           <w:sz w:val="20"/>
           <w:szCs w:val="20"/>
         </w:rPr>
-        <w:lastRenderedPageBreak/>
         <w:t>New example</w:t>
       </w:r>
       <w:r>
@@ -5152,6 +5392,7 @@
                 <w:sz w:val="20"/>
                 <w:szCs w:val="20"/>
               </w:rPr>
+              <w:lastRenderedPageBreak/>
               <w:t xml:space="preserve">    </w:t>
             </w:r>
             <w:r>
@@ -6035,7 +6276,6 @@
           <w:sz w:val="20"/>
           <w:szCs w:val="20"/>
         </w:rPr>
-        <w:lastRenderedPageBreak/>
         <w:t>Example 1b2</w:t>
       </w:r>
     </w:p>
@@ -9892,6 +10132,7 @@
                 <w:sz w:val="20"/>
                 <w:szCs w:val="20"/>
               </w:rPr>
+              <w:lastRenderedPageBreak/>
               <w:t xml:space="preserve">   </w:t>
             </w:r>
             <w:r>
@@ -10332,747 +10573,747 @@
                 <w:szCs w:val="20"/>
                 <w:lang w:val="en-US"/>
               </w:rPr>
+              <w:t>           Overwrite = 0 </w:t>
+            </w:r>
+          </w:p>
+        </w:tc>
+      </w:tr>
+      <w:tr>
+        <w:tc>
+          <w:tcPr>
+            <w:tcW w:w="4815" w:type="dxa"/>
+          </w:tcPr>
+          <w:p>
+            <w:pPr>
+              <w:rPr>
+                <w:rFonts w:ascii="Consolas" w:hAnsi="Consolas" w:cs="Consolas"/>
+                <w:color w:val="C00000"/>
+                <w:sz w:val="20"/>
+                <w:szCs w:val="20"/>
+                <w:lang w:val="en-US"/>
+              </w:rPr>
+            </w:pPr>
+            <w:r>
+              <w:rPr>
+                <w:rFonts w:ascii="Consolas" w:hAnsi="Consolas" w:cs="Consolas"/>
+                <w:color w:val="C00000"/>
+                <w:sz w:val="20"/>
+                <w:szCs w:val="20"/>
+                <w:lang w:val="en-US"/>
+              </w:rPr>
+              <w:t>           comment = 'Original' </w:t>
+            </w:r>
+          </w:p>
+        </w:tc>
+      </w:tr>
+      <w:tr>
+        <w:tc>
+          <w:tcPr>
+            <w:tcW w:w="4815" w:type="dxa"/>
+          </w:tcPr>
+          <w:p>
+            <w:pPr>
+              <w:rPr>
+                <w:rFonts w:ascii="Consolas" w:hAnsi="Consolas" w:cs="Consolas"/>
+                <w:color w:val="C00000"/>
+                <w:sz w:val="20"/>
+                <w:szCs w:val="20"/>
+                <w:lang w:val="en-US"/>
+              </w:rPr>
+            </w:pPr>
+            <w:r>
+              <w:rPr>
+                <w:rFonts w:ascii="Consolas" w:hAnsi="Consolas" w:cs="Consolas"/>
+                <w:color w:val="C00000"/>
+                <w:sz w:val="20"/>
+                <w:szCs w:val="20"/>
+                <w:lang w:val="en-US"/>
+              </w:rPr>
+              <w:t>           ... </w:t>
+            </w:r>
+          </w:p>
+        </w:tc>
+      </w:tr>
+      <w:tr>
+        <w:tc>
+          <w:tcPr>
+            <w:tcW w:w="4815" w:type="dxa"/>
+          </w:tcPr>
+          <w:p>
+            <w:pPr>
+              <w:rPr>
+                <w:rFonts w:ascii="Consolas" w:hAnsi="Consolas" w:cs="Consolas"/>
+                <w:color w:val="C00000"/>
+                <w:sz w:val="20"/>
+                <w:szCs w:val="20"/>
+                <w:lang w:val="en-US"/>
+              </w:rPr>
+            </w:pPr>
+            <w:r>
+              <w:rPr>
+                <w:rFonts w:ascii="Consolas" w:hAnsi="Consolas" w:cs="Consolas"/>
+                <w:color w:val="C00000"/>
+                <w:sz w:val="20"/>
+                <w:szCs w:val="20"/>
+                <w:lang w:val="en-US"/>
+              </w:rPr>
+              <w:t>[End] </w:t>
+            </w:r>
+          </w:p>
+        </w:tc>
+      </w:tr>
+      <w:tr>
+        <w:tc>
+          <w:tcPr>
+            <w:tcW w:w="4815" w:type="dxa"/>
+          </w:tcPr>
+          <w:p>
+            <w:pPr>
+              <w:rPr>
+                <w:rFonts w:ascii="Consolas" w:hAnsi="Consolas" w:cs="Consolas"/>
+                <w:sz w:val="20"/>
+                <w:szCs w:val="20"/>
+                <w:lang w:val="en-US"/>
+              </w:rPr>
+            </w:pPr>
+            <w:r>
+              <w:rPr>
+                <w:rFonts w:ascii="Consolas" w:hAnsi="Consolas" w:cs="Consolas"/>
+                <w:sz w:val="20"/>
+                <w:szCs w:val="20"/>
+                <w:lang w:val="en-US"/>
+              </w:rPr>
+              <w:t>[Trace] </w:t>
+            </w:r>
+          </w:p>
+        </w:tc>
+      </w:tr>
+      <w:tr>
+        <w:tc>
+          <w:tcPr>
+            <w:tcW w:w="4815" w:type="dxa"/>
+          </w:tcPr>
+          <w:p>
+            <w:pPr>
+              <w:rPr>
+                <w:rFonts w:ascii="Consolas" w:hAnsi="Consolas" w:cs="Consolas"/>
+                <w:sz w:val="20"/>
+                <w:szCs w:val="20"/>
+                <w:lang w:val="en-US"/>
+              </w:rPr>
+            </w:pPr>
+            <w:r>
+              <w:rPr>
+                <w:rFonts w:ascii="Consolas" w:hAnsi="Consolas" w:cs="Consolas"/>
+                <w:sz w:val="20"/>
+                <w:szCs w:val="20"/>
+                <w:lang w:val="en-US"/>
+              </w:rPr>
+              <w:t xml:space="preserve">        </w:t>
+            </w:r>
+            <w:proofErr w:type="spellStart"/>
+            <w:r>
+              <w:rPr>
+                <w:rFonts w:ascii="Consolas" w:hAnsi="Consolas" w:cs="Consolas"/>
+                <w:sz w:val="20"/>
+                <w:szCs w:val="20"/>
+                <w:lang w:val="en-US"/>
+              </w:rPr>
+              <w:t>variableName</w:t>
+            </w:r>
+            <w:proofErr w:type="spellEnd"/>
+            <w:r>
+              <w:rPr>
+                <w:rFonts w:ascii="Consolas" w:hAnsi="Consolas" w:cs="Consolas"/>
+                <w:sz w:val="20"/>
+                <w:szCs w:val="20"/>
+                <w:lang w:val="en-US"/>
+              </w:rPr>
+              <w:t xml:space="preserve"> = 'T3' </w:t>
+            </w:r>
+          </w:p>
+        </w:tc>
+      </w:tr>
+      <w:tr>
+        <w:tc>
+          <w:tcPr>
+            <w:tcW w:w="4815" w:type="dxa"/>
+          </w:tcPr>
+          <w:p>
+            <w:pPr>
+              <w:rPr>
+                <w:rFonts w:ascii="Consolas" w:hAnsi="Consolas" w:cs="Consolas"/>
+                <w:sz w:val="20"/>
+                <w:szCs w:val="20"/>
+                <w:lang w:val="en-US"/>
+              </w:rPr>
+            </w:pPr>
+            <w:r>
+              <w:rPr>
+                <w:rFonts w:ascii="Consolas" w:hAnsi="Consolas" w:cs="Consolas"/>
+                <w:sz w:val="20"/>
+                <w:szCs w:val="20"/>
+                <w:lang w:val="en-US"/>
+              </w:rPr>
+              <w:t>           Overwrite = 0 </w:t>
+            </w:r>
+          </w:p>
+        </w:tc>
+      </w:tr>
+      <w:tr>
+        <w:tc>
+          <w:tcPr>
+            <w:tcW w:w="4815" w:type="dxa"/>
+          </w:tcPr>
+          <w:p>
+            <w:pPr>
+              <w:rPr>
+                <w:rFonts w:ascii="Consolas" w:hAnsi="Consolas" w:cs="Consolas"/>
+                <w:sz w:val="20"/>
+                <w:szCs w:val="20"/>
+                <w:lang w:val="en-US"/>
+              </w:rPr>
+            </w:pPr>
+            <w:r>
+              <w:rPr>
+                <w:rFonts w:ascii="Consolas" w:hAnsi="Consolas" w:cs="Consolas"/>
+                <w:sz w:val="20"/>
+                <w:szCs w:val="20"/>
+                <w:lang w:val="en-US"/>
+              </w:rPr>
+              <w:t>           ... </w:t>
+            </w:r>
+          </w:p>
+        </w:tc>
+      </w:tr>
+      <w:tr>
+        <w:tc>
+          <w:tcPr>
+            <w:tcW w:w="4815" w:type="dxa"/>
+          </w:tcPr>
+          <w:p>
+            <w:pPr>
+              <w:rPr>
+                <w:rFonts w:ascii="Consolas" w:hAnsi="Consolas" w:cs="Consolas"/>
+                <w:sz w:val="20"/>
+                <w:szCs w:val="20"/>
+                <w:lang w:val="en-US"/>
+              </w:rPr>
+            </w:pPr>
+            <w:r>
+              <w:rPr>
+                <w:rFonts w:ascii="Consolas" w:hAnsi="Consolas" w:cs="Consolas"/>
+                <w:sz w:val="20"/>
+                <w:szCs w:val="20"/>
+                <w:lang w:val="en-US"/>
+              </w:rPr>
+              <w:t>[End] </w:t>
+            </w:r>
+          </w:p>
+        </w:tc>
+      </w:tr>
+      <w:tr>
+        <w:tc>
+          <w:tcPr>
+            <w:tcW w:w="4815" w:type="dxa"/>
+          </w:tcPr>
+          <w:p>
+            <w:pPr>
+              <w:rPr>
+                <w:rFonts w:ascii="Consolas" w:hAnsi="Consolas" w:cs="Consolas"/>
+                <w:sz w:val="20"/>
+                <w:szCs w:val="20"/>
+                <w:lang w:val="en-US"/>
+              </w:rPr>
+            </w:pPr>
+            <w:r>
+              <w:rPr>
+                <w:rFonts w:ascii="Consolas" w:hAnsi="Consolas" w:cs="Consolas"/>
+                <w:sz w:val="20"/>
+                <w:szCs w:val="20"/>
+                <w:lang w:val="en-US"/>
+              </w:rPr>
+              <w:t>[Trace] </w:t>
+            </w:r>
+          </w:p>
+        </w:tc>
+      </w:tr>
+      <w:tr>
+        <w:tc>
+          <w:tcPr>
+            <w:tcW w:w="4815" w:type="dxa"/>
+          </w:tcPr>
+          <w:p>
+            <w:pPr>
+              <w:rPr>
+                <w:rFonts w:ascii="Consolas" w:hAnsi="Consolas" w:cs="Consolas"/>
+                <w:sz w:val="20"/>
+                <w:szCs w:val="20"/>
+                <w:lang w:val="en-US"/>
+              </w:rPr>
+            </w:pPr>
+            <w:r>
+              <w:rPr>
+                <w:rFonts w:ascii="Consolas" w:hAnsi="Consolas" w:cs="Consolas"/>
+                <w:sz w:val="20"/>
+                <w:szCs w:val="20"/>
+                <w:lang w:val="en-US"/>
+              </w:rPr>
+              <w:t xml:space="preserve">        </w:t>
+            </w:r>
+            <w:proofErr w:type="spellStart"/>
+            <w:r>
+              <w:rPr>
+                <w:rFonts w:ascii="Consolas" w:hAnsi="Consolas" w:cs="Consolas"/>
+                <w:sz w:val="20"/>
+                <w:szCs w:val="20"/>
+                <w:lang w:val="en-US"/>
+              </w:rPr>
+              <w:t>variableName</w:t>
+            </w:r>
+            <w:proofErr w:type="spellEnd"/>
+            <w:r>
+              <w:rPr>
+                <w:rFonts w:ascii="Consolas" w:hAnsi="Consolas" w:cs="Consolas"/>
+                <w:sz w:val="20"/>
+                <w:szCs w:val="20"/>
+                <w:lang w:val="en-US"/>
+              </w:rPr>
+              <w:t xml:space="preserve"> = 'T4' </w:t>
+            </w:r>
+          </w:p>
+        </w:tc>
+      </w:tr>
+      <w:tr>
+        <w:tc>
+          <w:tcPr>
+            <w:tcW w:w="4815" w:type="dxa"/>
+          </w:tcPr>
+          <w:p>
+            <w:pPr>
+              <w:rPr>
+                <w:rFonts w:ascii="Consolas" w:hAnsi="Consolas" w:cs="Consolas"/>
+                <w:sz w:val="20"/>
+                <w:szCs w:val="20"/>
+                <w:lang w:val="en-US"/>
+              </w:rPr>
+            </w:pPr>
+            <w:r>
+              <w:rPr>
+                <w:rFonts w:ascii="Consolas" w:hAnsi="Consolas" w:cs="Consolas"/>
+                <w:sz w:val="20"/>
+                <w:szCs w:val="20"/>
+                <w:lang w:val="en-US"/>
+              </w:rPr>
+              <w:t>           Overwrite = 0 </w:t>
+            </w:r>
+          </w:p>
+        </w:tc>
+      </w:tr>
+      <w:tr>
+        <w:tc>
+          <w:tcPr>
+            <w:tcW w:w="4815" w:type="dxa"/>
+          </w:tcPr>
+          <w:p>
+            <w:pPr>
+              <w:rPr>
+                <w:rFonts w:ascii="Consolas" w:hAnsi="Consolas" w:cs="Consolas"/>
+                <w:sz w:val="20"/>
+                <w:szCs w:val="20"/>
+                <w:lang w:val="en-US"/>
+              </w:rPr>
+            </w:pPr>
+            <w:r>
+              <w:rPr>
+                <w:rFonts w:ascii="Consolas" w:hAnsi="Consolas" w:cs="Consolas"/>
+                <w:sz w:val="20"/>
+                <w:szCs w:val="20"/>
+                <w:lang w:val="en-US"/>
+              </w:rPr>
+              <w:t>           ... </w:t>
+            </w:r>
+          </w:p>
+        </w:tc>
+      </w:tr>
+      <w:tr>
+        <w:tc>
+          <w:tcPr>
+            <w:tcW w:w="4815" w:type="dxa"/>
+          </w:tcPr>
+          <w:p>
+            <w:pPr>
+              <w:rPr>
+                <w:rFonts w:ascii="Consolas" w:hAnsi="Consolas" w:cs="Consolas"/>
+                <w:sz w:val="20"/>
+                <w:szCs w:val="20"/>
+                <w:lang w:val="en-US"/>
+              </w:rPr>
+            </w:pPr>
+            <w:r>
+              <w:rPr>
+                <w:rFonts w:ascii="Consolas" w:hAnsi="Consolas" w:cs="Consolas"/>
+                <w:sz w:val="20"/>
+                <w:szCs w:val="20"/>
+                <w:lang w:val="en-US"/>
+              </w:rPr>
+              <w:t>[End] </w:t>
+            </w:r>
+          </w:p>
+        </w:tc>
+      </w:tr>
+      <w:tr>
+        <w:tc>
+          <w:tcPr>
+            <w:tcW w:w="4815" w:type="dxa"/>
+          </w:tcPr>
+          <w:p>
+            <w:pPr>
+              <w:rPr>
+                <w:rFonts w:ascii="Consolas" w:hAnsi="Consolas" w:cs="Consolas"/>
+                <w:color w:val="C00000"/>
+                <w:sz w:val="20"/>
+                <w:szCs w:val="20"/>
+                <w:lang w:val="en-US"/>
+              </w:rPr>
+            </w:pPr>
+            <w:r>
+              <w:rPr>
+                <w:rFonts w:ascii="Consolas" w:hAnsi="Consolas" w:cs="Consolas"/>
+                <w:color w:val="C00000"/>
+                <w:sz w:val="20"/>
+                <w:szCs w:val="20"/>
+                <w:lang w:val="en-US"/>
+              </w:rPr>
+              <w:t>[Trace] </w:t>
+            </w:r>
+          </w:p>
+        </w:tc>
+      </w:tr>
+      <w:tr>
+        <w:tc>
+          <w:tcPr>
+            <w:tcW w:w="4815" w:type="dxa"/>
+          </w:tcPr>
+          <w:p>
+            <w:pPr>
+              <w:rPr>
+                <w:rFonts w:ascii="Consolas" w:hAnsi="Consolas" w:cs="Consolas"/>
+                <w:color w:val="C00000"/>
+                <w:sz w:val="20"/>
+                <w:szCs w:val="20"/>
+                <w:lang w:val="en-US"/>
+              </w:rPr>
+            </w:pPr>
+            <w:r>
+              <w:rPr>
+                <w:rFonts w:ascii="Consolas" w:hAnsi="Consolas" w:cs="Consolas"/>
+                <w:color w:val="C00000"/>
+                <w:sz w:val="20"/>
+                <w:szCs w:val="20"/>
+                <w:lang w:val="en-US"/>
+              </w:rPr>
+              <w:t xml:space="preserve">        </w:t>
+            </w:r>
+            <w:proofErr w:type="spellStart"/>
+            <w:r>
+              <w:rPr>
+                <w:rFonts w:ascii="Consolas" w:hAnsi="Consolas" w:cs="Consolas"/>
+                <w:color w:val="C00000"/>
+                <w:sz w:val="20"/>
+                <w:szCs w:val="20"/>
+                <w:lang w:val="en-US"/>
+              </w:rPr>
+              <w:t>variableName</w:t>
+            </w:r>
+            <w:proofErr w:type="spellEnd"/>
+            <w:r>
+              <w:rPr>
+                <w:rFonts w:ascii="Consolas" w:hAnsi="Consolas" w:cs="Consolas"/>
+                <w:color w:val="C00000"/>
+                <w:sz w:val="20"/>
+                <w:szCs w:val="20"/>
+                <w:lang w:val="en-US"/>
+              </w:rPr>
+              <w:t xml:space="preserve"> = 'T</w:t>
+            </w:r>
+            <w:r>
+              <w:rPr>
+                <w:rFonts w:ascii="Consolas" w:hAnsi="Consolas" w:cs="Consolas"/>
+                <w:color w:val="C00000"/>
+                <w:sz w:val="20"/>
+                <w:szCs w:val="20"/>
+                <w:lang w:val="en-US"/>
+              </w:rPr>
+              <w:t>2</w:t>
+            </w:r>
+            <w:r>
+              <w:rPr>
+                <w:rFonts w:ascii="Consolas" w:hAnsi="Consolas" w:cs="Consolas"/>
+                <w:color w:val="C00000"/>
+                <w:sz w:val="20"/>
+                <w:szCs w:val="20"/>
+                <w:lang w:val="en-US"/>
+              </w:rPr>
+              <w:t>' </w:t>
+            </w:r>
+          </w:p>
+        </w:tc>
+      </w:tr>
+      <w:tr>
+        <w:tc>
+          <w:tcPr>
+            <w:tcW w:w="4815" w:type="dxa"/>
+          </w:tcPr>
+          <w:p>
+            <w:pPr>
+              <w:rPr>
+                <w:rFonts w:ascii="Consolas" w:hAnsi="Consolas" w:cs="Consolas"/>
+                <w:color w:val="C00000"/>
+                <w:sz w:val="20"/>
+                <w:szCs w:val="20"/>
+                <w:lang w:val="en-US"/>
+              </w:rPr>
+            </w:pPr>
+            <w:r>
+              <w:rPr>
+                <w:rFonts w:ascii="Consolas" w:hAnsi="Consolas" w:cs="Consolas"/>
+                <w:color w:val="C00000"/>
+                <w:sz w:val="20"/>
+                <w:szCs w:val="20"/>
+                <w:lang w:val="en-US"/>
+              </w:rPr>
+              <w:t>           Overwrite = 0 </w:t>
+            </w:r>
+          </w:p>
+        </w:tc>
+      </w:tr>
+      <w:tr>
+        <w:tc>
+          <w:tcPr>
+            <w:tcW w:w="4815" w:type="dxa"/>
+          </w:tcPr>
+          <w:p>
+            <w:pPr>
+              <w:rPr>
+                <w:rFonts w:ascii="Consolas" w:hAnsi="Consolas" w:cs="Consolas"/>
+                <w:color w:val="C00000"/>
+                <w:sz w:val="20"/>
+                <w:szCs w:val="20"/>
+                <w:lang w:val="en-US"/>
+              </w:rPr>
+            </w:pPr>
+            <w:r>
+              <w:rPr>
+                <w:rFonts w:ascii="Consolas" w:hAnsi="Consolas" w:cs="Consolas"/>
+                <w:color w:val="C00000"/>
+                <w:sz w:val="20"/>
+                <w:szCs w:val="20"/>
+                <w:lang w:val="en-US"/>
+              </w:rPr>
+              <w:t xml:space="preserve">             </w:t>
+            </w:r>
+            <w:r>
+              <w:rPr>
+                <w:rFonts w:ascii="Consolas" w:hAnsi="Consolas" w:cs="Consolas"/>
+                <w:color w:val="C00000"/>
+                <w:sz w:val="20"/>
+                <w:szCs w:val="20"/>
+                <w:lang w:val="en-US"/>
+              </w:rPr>
+              <w:t>comment = '</w:t>
+            </w:r>
+            <w:r>
+              <w:rPr>
+                <w:rFonts w:ascii="Consolas" w:hAnsi="Consolas" w:cs="Consolas"/>
+                <w:color w:val="C00000"/>
+                <w:sz w:val="20"/>
+                <w:szCs w:val="20"/>
+                <w:lang w:val="en-US"/>
+              </w:rPr>
+              <w:t>Duplicate</w:t>
+            </w:r>
+            <w:r>
+              <w:rPr>
+                <w:rFonts w:ascii="Consolas" w:hAnsi="Consolas" w:cs="Consolas"/>
+                <w:color w:val="C00000"/>
+                <w:sz w:val="20"/>
+                <w:szCs w:val="20"/>
+                <w:lang w:val="en-US"/>
+              </w:rPr>
+              <w:t>'</w:t>
+            </w:r>
+          </w:p>
+        </w:tc>
+      </w:tr>
+      <w:tr>
+        <w:tc>
+          <w:tcPr>
+            <w:tcW w:w="4815" w:type="dxa"/>
+          </w:tcPr>
+          <w:p>
+            <w:pPr>
+              <w:rPr>
+                <w:rFonts w:ascii="Consolas" w:hAnsi="Consolas" w:cs="Consolas"/>
+                <w:color w:val="C00000"/>
+                <w:sz w:val="20"/>
+                <w:szCs w:val="20"/>
+                <w:lang w:val="en-US"/>
+              </w:rPr>
+            </w:pPr>
+            <w:r>
+              <w:rPr>
+                <w:rFonts w:ascii="Consolas" w:hAnsi="Consolas" w:cs="Consolas"/>
+                <w:color w:val="C00000"/>
+                <w:sz w:val="20"/>
+                <w:szCs w:val="20"/>
+                <w:lang w:val="en-US"/>
+              </w:rPr>
+              <w:t>           ... </w:t>
+            </w:r>
+          </w:p>
+        </w:tc>
+      </w:tr>
+      <w:tr>
+        <w:tc>
+          <w:tcPr>
+            <w:tcW w:w="4815" w:type="dxa"/>
+          </w:tcPr>
+          <w:p>
+            <w:pPr>
+              <w:rPr>
+                <w:rFonts w:ascii="Consolas" w:hAnsi="Consolas" w:cs="Consolas"/>
+                <w:color w:val="C00000"/>
+                <w:sz w:val="20"/>
+                <w:szCs w:val="20"/>
+                <w:lang w:val="en-US"/>
+              </w:rPr>
+            </w:pPr>
+            <w:r>
+              <w:rPr>
+                <w:rFonts w:ascii="Consolas" w:hAnsi="Consolas" w:cs="Consolas"/>
+                <w:color w:val="C00000"/>
+                <w:sz w:val="20"/>
+                <w:szCs w:val="20"/>
+                <w:lang w:val="en-US"/>
+              </w:rPr>
+              <w:t>[End] </w:t>
+            </w:r>
+          </w:p>
+        </w:tc>
+      </w:tr>
+      <w:tr>
+        <w:tc>
+          <w:tcPr>
+            <w:tcW w:w="4815" w:type="dxa"/>
+          </w:tcPr>
+          <w:p>
+            <w:pPr>
+              <w:rPr>
+                <w:rFonts w:ascii="Consolas" w:hAnsi="Consolas" w:cs="Consolas"/>
+                <w:sz w:val="20"/>
+                <w:szCs w:val="20"/>
+                <w:lang w:val="en-US"/>
+              </w:rPr>
+            </w:pPr>
+            <w:r>
+              <w:rPr>
+                <w:rFonts w:ascii="Consolas" w:hAnsi="Consolas" w:cs="Consolas"/>
+                <w:sz w:val="20"/>
+                <w:szCs w:val="20"/>
+                <w:lang w:val="en-US"/>
+              </w:rPr>
+              <w:t>[Trace] </w:t>
+            </w:r>
+          </w:p>
+        </w:tc>
+      </w:tr>
+      <w:tr>
+        <w:tc>
+          <w:tcPr>
+            <w:tcW w:w="4815" w:type="dxa"/>
+          </w:tcPr>
+          <w:p>
+            <w:pPr>
+              <w:rPr>
+                <w:rFonts w:ascii="Consolas" w:hAnsi="Consolas" w:cs="Consolas"/>
+                <w:sz w:val="20"/>
+                <w:szCs w:val="20"/>
+                <w:lang w:val="en-US"/>
+              </w:rPr>
+            </w:pPr>
+            <w:r>
+              <w:rPr>
+                <w:rFonts w:ascii="Consolas" w:hAnsi="Consolas" w:cs="Consolas"/>
+                <w:sz w:val="20"/>
+                <w:szCs w:val="20"/>
+                <w:lang w:val="en-US"/>
+              </w:rPr>
+              <w:t xml:space="preserve">        </w:t>
+            </w:r>
+            <w:proofErr w:type="spellStart"/>
+            <w:r>
+              <w:rPr>
+                <w:rFonts w:ascii="Consolas" w:hAnsi="Consolas" w:cs="Consolas"/>
+                <w:sz w:val="20"/>
+                <w:szCs w:val="20"/>
+                <w:lang w:val="en-US"/>
+              </w:rPr>
+              <w:t>variableName</w:t>
+            </w:r>
+            <w:proofErr w:type="spellEnd"/>
+            <w:r>
+              <w:rPr>
+                <w:rFonts w:ascii="Consolas" w:hAnsi="Consolas" w:cs="Consolas"/>
+                <w:sz w:val="20"/>
+                <w:szCs w:val="20"/>
+                <w:lang w:val="en-US"/>
+              </w:rPr>
+              <w:t xml:space="preserve"> = 'T</w:t>
+            </w:r>
+            <w:r>
+              <w:rPr>
+                <w:rFonts w:ascii="Consolas" w:hAnsi="Consolas" w:cs="Consolas"/>
+                <w:sz w:val="20"/>
+                <w:szCs w:val="20"/>
+                <w:lang w:val="en-US"/>
+              </w:rPr>
+              <w:t>5</w:t>
+            </w:r>
+            <w:r>
+              <w:rPr>
+                <w:rFonts w:ascii="Consolas" w:hAnsi="Consolas" w:cs="Consolas"/>
+                <w:sz w:val="20"/>
+                <w:szCs w:val="20"/>
+                <w:lang w:val="en-US"/>
+              </w:rPr>
+              <w:t>' </w:t>
+            </w:r>
+          </w:p>
+        </w:tc>
+      </w:tr>
+      <w:tr>
+        <w:tc>
+          <w:tcPr>
+            <w:tcW w:w="4815" w:type="dxa"/>
+          </w:tcPr>
+          <w:p>
+            <w:pPr>
+              <w:rPr>
+                <w:rFonts w:ascii="Consolas" w:hAnsi="Consolas" w:cs="Consolas"/>
+                <w:sz w:val="20"/>
+                <w:szCs w:val="20"/>
+                <w:lang w:val="en-US"/>
+              </w:rPr>
+            </w:pPr>
+            <w:r>
+              <w:rPr>
+                <w:rFonts w:ascii="Consolas" w:hAnsi="Consolas" w:cs="Consolas"/>
+                <w:sz w:val="20"/>
+                <w:szCs w:val="20"/>
+                <w:lang w:val="en-US"/>
+              </w:rPr>
               <w:lastRenderedPageBreak/>
-              <w:t>           Overwrite = 0 </w:t>
-            </w:r>
-          </w:p>
-        </w:tc>
-      </w:tr>
-      <w:tr>
-        <w:tc>
-          <w:tcPr>
-            <w:tcW w:w="4815" w:type="dxa"/>
-          </w:tcPr>
-          <w:p>
-            <w:pPr>
-              <w:rPr>
-                <w:rFonts w:ascii="Consolas" w:hAnsi="Consolas" w:cs="Consolas"/>
-                <w:color w:val="C00000"/>
-                <w:sz w:val="20"/>
-                <w:szCs w:val="20"/>
-                <w:lang w:val="en-US"/>
-              </w:rPr>
-            </w:pPr>
-            <w:r>
-              <w:rPr>
-                <w:rFonts w:ascii="Consolas" w:hAnsi="Consolas" w:cs="Consolas"/>
-                <w:color w:val="C00000"/>
-                <w:sz w:val="20"/>
-                <w:szCs w:val="20"/>
-                <w:lang w:val="en-US"/>
-              </w:rPr>
-              <w:t>           comment = 'Original' </w:t>
-            </w:r>
-          </w:p>
-        </w:tc>
-      </w:tr>
-      <w:tr>
-        <w:tc>
-          <w:tcPr>
-            <w:tcW w:w="4815" w:type="dxa"/>
-          </w:tcPr>
-          <w:p>
-            <w:pPr>
-              <w:rPr>
-                <w:rFonts w:ascii="Consolas" w:hAnsi="Consolas" w:cs="Consolas"/>
-                <w:color w:val="C00000"/>
-                <w:sz w:val="20"/>
-                <w:szCs w:val="20"/>
-                <w:lang w:val="en-US"/>
-              </w:rPr>
-            </w:pPr>
-            <w:r>
-              <w:rPr>
-                <w:rFonts w:ascii="Consolas" w:hAnsi="Consolas" w:cs="Consolas"/>
-                <w:color w:val="C00000"/>
-                <w:sz w:val="20"/>
-                <w:szCs w:val="20"/>
-                <w:lang w:val="en-US"/>
-              </w:rPr>
-              <w:t>           ... </w:t>
-            </w:r>
-          </w:p>
-        </w:tc>
-      </w:tr>
-      <w:tr>
-        <w:tc>
-          <w:tcPr>
-            <w:tcW w:w="4815" w:type="dxa"/>
-          </w:tcPr>
-          <w:p>
-            <w:pPr>
-              <w:rPr>
-                <w:rFonts w:ascii="Consolas" w:hAnsi="Consolas" w:cs="Consolas"/>
-                <w:color w:val="C00000"/>
-                <w:sz w:val="20"/>
-                <w:szCs w:val="20"/>
-                <w:lang w:val="en-US"/>
-              </w:rPr>
-            </w:pPr>
-            <w:r>
-              <w:rPr>
-                <w:rFonts w:ascii="Consolas" w:hAnsi="Consolas" w:cs="Consolas"/>
-                <w:color w:val="C00000"/>
-                <w:sz w:val="20"/>
-                <w:szCs w:val="20"/>
-                <w:lang w:val="en-US"/>
-              </w:rPr>
-              <w:t>[End] </w:t>
-            </w:r>
-          </w:p>
-        </w:tc>
-      </w:tr>
-      <w:tr>
-        <w:tc>
-          <w:tcPr>
-            <w:tcW w:w="4815" w:type="dxa"/>
-          </w:tcPr>
-          <w:p>
-            <w:pPr>
-              <w:rPr>
-                <w:rFonts w:ascii="Consolas" w:hAnsi="Consolas" w:cs="Consolas"/>
-                <w:sz w:val="20"/>
-                <w:szCs w:val="20"/>
-                <w:lang w:val="en-US"/>
-              </w:rPr>
-            </w:pPr>
-            <w:r>
-              <w:rPr>
-                <w:rFonts w:ascii="Consolas" w:hAnsi="Consolas" w:cs="Consolas"/>
-                <w:sz w:val="20"/>
-                <w:szCs w:val="20"/>
-                <w:lang w:val="en-US"/>
-              </w:rPr>
-              <w:t>[Trace] </w:t>
-            </w:r>
-          </w:p>
-        </w:tc>
-      </w:tr>
-      <w:tr>
-        <w:tc>
-          <w:tcPr>
-            <w:tcW w:w="4815" w:type="dxa"/>
-          </w:tcPr>
-          <w:p>
-            <w:pPr>
-              <w:rPr>
-                <w:rFonts w:ascii="Consolas" w:hAnsi="Consolas" w:cs="Consolas"/>
-                <w:sz w:val="20"/>
-                <w:szCs w:val="20"/>
-                <w:lang w:val="en-US"/>
-              </w:rPr>
-            </w:pPr>
-            <w:r>
-              <w:rPr>
-                <w:rFonts w:ascii="Consolas" w:hAnsi="Consolas" w:cs="Consolas"/>
-                <w:sz w:val="20"/>
-                <w:szCs w:val="20"/>
-                <w:lang w:val="en-US"/>
-              </w:rPr>
-              <w:t xml:space="preserve">        </w:t>
-            </w:r>
-            <w:proofErr w:type="spellStart"/>
-            <w:r>
-              <w:rPr>
-                <w:rFonts w:ascii="Consolas" w:hAnsi="Consolas" w:cs="Consolas"/>
-                <w:sz w:val="20"/>
-                <w:szCs w:val="20"/>
-                <w:lang w:val="en-US"/>
-              </w:rPr>
-              <w:t>variableName</w:t>
-            </w:r>
-            <w:proofErr w:type="spellEnd"/>
-            <w:r>
-              <w:rPr>
-                <w:rFonts w:ascii="Consolas" w:hAnsi="Consolas" w:cs="Consolas"/>
-                <w:sz w:val="20"/>
-                <w:szCs w:val="20"/>
-                <w:lang w:val="en-US"/>
-              </w:rPr>
-              <w:t xml:space="preserve"> = 'T3' </w:t>
-            </w:r>
-          </w:p>
-        </w:tc>
-      </w:tr>
-      <w:tr>
-        <w:tc>
-          <w:tcPr>
-            <w:tcW w:w="4815" w:type="dxa"/>
-          </w:tcPr>
-          <w:p>
-            <w:pPr>
-              <w:rPr>
-                <w:rFonts w:ascii="Consolas" w:hAnsi="Consolas" w:cs="Consolas"/>
-                <w:sz w:val="20"/>
-                <w:szCs w:val="20"/>
-                <w:lang w:val="en-US"/>
-              </w:rPr>
-            </w:pPr>
-            <w:r>
-              <w:rPr>
-                <w:rFonts w:ascii="Consolas" w:hAnsi="Consolas" w:cs="Consolas"/>
-                <w:sz w:val="20"/>
-                <w:szCs w:val="20"/>
-                <w:lang w:val="en-US"/>
-              </w:rPr>
-              <w:t>           Overwrite = 0 </w:t>
-            </w:r>
-          </w:p>
-        </w:tc>
-      </w:tr>
-      <w:tr>
-        <w:tc>
-          <w:tcPr>
-            <w:tcW w:w="4815" w:type="dxa"/>
-          </w:tcPr>
-          <w:p>
-            <w:pPr>
-              <w:rPr>
-                <w:rFonts w:ascii="Consolas" w:hAnsi="Consolas" w:cs="Consolas"/>
-                <w:sz w:val="20"/>
-                <w:szCs w:val="20"/>
-                <w:lang w:val="en-US"/>
-              </w:rPr>
-            </w:pPr>
-            <w:r>
-              <w:rPr>
-                <w:rFonts w:ascii="Consolas" w:hAnsi="Consolas" w:cs="Consolas"/>
-                <w:sz w:val="20"/>
-                <w:szCs w:val="20"/>
-                <w:lang w:val="en-US"/>
-              </w:rPr>
-              <w:t>           ... </w:t>
-            </w:r>
-          </w:p>
-        </w:tc>
-      </w:tr>
-      <w:tr>
-        <w:tc>
-          <w:tcPr>
-            <w:tcW w:w="4815" w:type="dxa"/>
-          </w:tcPr>
-          <w:p>
-            <w:pPr>
-              <w:rPr>
-                <w:rFonts w:ascii="Consolas" w:hAnsi="Consolas" w:cs="Consolas"/>
-                <w:sz w:val="20"/>
-                <w:szCs w:val="20"/>
-                <w:lang w:val="en-US"/>
-              </w:rPr>
-            </w:pPr>
-            <w:r>
-              <w:rPr>
-                <w:rFonts w:ascii="Consolas" w:hAnsi="Consolas" w:cs="Consolas"/>
-                <w:sz w:val="20"/>
-                <w:szCs w:val="20"/>
-                <w:lang w:val="en-US"/>
-              </w:rPr>
-              <w:t>[End] </w:t>
-            </w:r>
-          </w:p>
-        </w:tc>
-      </w:tr>
-      <w:tr>
-        <w:tc>
-          <w:tcPr>
-            <w:tcW w:w="4815" w:type="dxa"/>
-          </w:tcPr>
-          <w:p>
-            <w:pPr>
-              <w:rPr>
-                <w:rFonts w:ascii="Consolas" w:hAnsi="Consolas" w:cs="Consolas"/>
-                <w:sz w:val="20"/>
-                <w:szCs w:val="20"/>
-                <w:lang w:val="en-US"/>
-              </w:rPr>
-            </w:pPr>
-            <w:r>
-              <w:rPr>
-                <w:rFonts w:ascii="Consolas" w:hAnsi="Consolas" w:cs="Consolas"/>
-                <w:sz w:val="20"/>
-                <w:szCs w:val="20"/>
-                <w:lang w:val="en-US"/>
-              </w:rPr>
-              <w:t>[Trace] </w:t>
-            </w:r>
-          </w:p>
-        </w:tc>
-      </w:tr>
-      <w:tr>
-        <w:tc>
-          <w:tcPr>
-            <w:tcW w:w="4815" w:type="dxa"/>
-          </w:tcPr>
-          <w:p>
-            <w:pPr>
-              <w:rPr>
-                <w:rFonts w:ascii="Consolas" w:hAnsi="Consolas" w:cs="Consolas"/>
-                <w:sz w:val="20"/>
-                <w:szCs w:val="20"/>
-                <w:lang w:val="en-US"/>
-              </w:rPr>
-            </w:pPr>
-            <w:r>
-              <w:rPr>
-                <w:rFonts w:ascii="Consolas" w:hAnsi="Consolas" w:cs="Consolas"/>
-                <w:sz w:val="20"/>
-                <w:szCs w:val="20"/>
-                <w:lang w:val="en-US"/>
-              </w:rPr>
-              <w:t xml:space="preserve">        </w:t>
-            </w:r>
-            <w:proofErr w:type="spellStart"/>
-            <w:r>
-              <w:rPr>
-                <w:rFonts w:ascii="Consolas" w:hAnsi="Consolas" w:cs="Consolas"/>
-                <w:sz w:val="20"/>
-                <w:szCs w:val="20"/>
-                <w:lang w:val="en-US"/>
-              </w:rPr>
-              <w:t>variableName</w:t>
-            </w:r>
-            <w:proofErr w:type="spellEnd"/>
-            <w:r>
-              <w:rPr>
-                <w:rFonts w:ascii="Consolas" w:hAnsi="Consolas" w:cs="Consolas"/>
-                <w:sz w:val="20"/>
-                <w:szCs w:val="20"/>
-                <w:lang w:val="en-US"/>
-              </w:rPr>
-              <w:t xml:space="preserve"> = 'T4' </w:t>
-            </w:r>
-          </w:p>
-        </w:tc>
-      </w:tr>
-      <w:tr>
-        <w:tc>
-          <w:tcPr>
-            <w:tcW w:w="4815" w:type="dxa"/>
-          </w:tcPr>
-          <w:p>
-            <w:pPr>
-              <w:rPr>
-                <w:rFonts w:ascii="Consolas" w:hAnsi="Consolas" w:cs="Consolas"/>
-                <w:sz w:val="20"/>
-                <w:szCs w:val="20"/>
-                <w:lang w:val="en-US"/>
-              </w:rPr>
-            </w:pPr>
-            <w:r>
-              <w:rPr>
-                <w:rFonts w:ascii="Consolas" w:hAnsi="Consolas" w:cs="Consolas"/>
-                <w:sz w:val="20"/>
-                <w:szCs w:val="20"/>
-                <w:lang w:val="en-US"/>
-              </w:rPr>
-              <w:t>           Overwrite = 0 </w:t>
-            </w:r>
-          </w:p>
-        </w:tc>
-      </w:tr>
-      <w:tr>
-        <w:tc>
-          <w:tcPr>
-            <w:tcW w:w="4815" w:type="dxa"/>
-          </w:tcPr>
-          <w:p>
-            <w:pPr>
-              <w:rPr>
-                <w:rFonts w:ascii="Consolas" w:hAnsi="Consolas" w:cs="Consolas"/>
-                <w:sz w:val="20"/>
-                <w:szCs w:val="20"/>
-                <w:lang w:val="en-US"/>
-              </w:rPr>
-            </w:pPr>
-            <w:r>
-              <w:rPr>
-                <w:rFonts w:ascii="Consolas" w:hAnsi="Consolas" w:cs="Consolas"/>
-                <w:sz w:val="20"/>
-                <w:szCs w:val="20"/>
-                <w:lang w:val="en-US"/>
-              </w:rPr>
-              <w:t>           ... </w:t>
-            </w:r>
-          </w:p>
-        </w:tc>
-      </w:tr>
-      <w:tr>
-        <w:tc>
-          <w:tcPr>
-            <w:tcW w:w="4815" w:type="dxa"/>
-          </w:tcPr>
-          <w:p>
-            <w:pPr>
-              <w:rPr>
-                <w:rFonts w:ascii="Consolas" w:hAnsi="Consolas" w:cs="Consolas"/>
-                <w:sz w:val="20"/>
-                <w:szCs w:val="20"/>
-                <w:lang w:val="en-US"/>
-              </w:rPr>
-            </w:pPr>
-            <w:r>
-              <w:rPr>
-                <w:rFonts w:ascii="Consolas" w:hAnsi="Consolas" w:cs="Consolas"/>
-                <w:sz w:val="20"/>
-                <w:szCs w:val="20"/>
-                <w:lang w:val="en-US"/>
-              </w:rPr>
-              <w:t>[End] </w:t>
-            </w:r>
-          </w:p>
-        </w:tc>
-      </w:tr>
-      <w:tr>
-        <w:tc>
-          <w:tcPr>
-            <w:tcW w:w="4815" w:type="dxa"/>
-          </w:tcPr>
-          <w:p>
-            <w:pPr>
-              <w:rPr>
-                <w:rFonts w:ascii="Consolas" w:hAnsi="Consolas" w:cs="Consolas"/>
-                <w:color w:val="C00000"/>
-                <w:sz w:val="20"/>
-                <w:szCs w:val="20"/>
-                <w:lang w:val="en-US"/>
-              </w:rPr>
-            </w:pPr>
-            <w:r>
-              <w:rPr>
-                <w:rFonts w:ascii="Consolas" w:hAnsi="Consolas" w:cs="Consolas"/>
-                <w:color w:val="C00000"/>
-                <w:sz w:val="20"/>
-                <w:szCs w:val="20"/>
-                <w:lang w:val="en-US"/>
-              </w:rPr>
-              <w:t>[Trace] </w:t>
-            </w:r>
-          </w:p>
-        </w:tc>
-      </w:tr>
-      <w:tr>
-        <w:tc>
-          <w:tcPr>
-            <w:tcW w:w="4815" w:type="dxa"/>
-          </w:tcPr>
-          <w:p>
-            <w:pPr>
-              <w:rPr>
-                <w:rFonts w:ascii="Consolas" w:hAnsi="Consolas" w:cs="Consolas"/>
-                <w:color w:val="C00000"/>
-                <w:sz w:val="20"/>
-                <w:szCs w:val="20"/>
-                <w:lang w:val="en-US"/>
-              </w:rPr>
-            </w:pPr>
-            <w:r>
-              <w:rPr>
-                <w:rFonts w:ascii="Consolas" w:hAnsi="Consolas" w:cs="Consolas"/>
-                <w:color w:val="C00000"/>
-                <w:sz w:val="20"/>
-                <w:szCs w:val="20"/>
-                <w:lang w:val="en-US"/>
-              </w:rPr>
-              <w:t xml:space="preserve">        </w:t>
-            </w:r>
-            <w:proofErr w:type="spellStart"/>
-            <w:r>
-              <w:rPr>
-                <w:rFonts w:ascii="Consolas" w:hAnsi="Consolas" w:cs="Consolas"/>
-                <w:color w:val="C00000"/>
-                <w:sz w:val="20"/>
-                <w:szCs w:val="20"/>
-                <w:lang w:val="en-US"/>
-              </w:rPr>
-              <w:t>variableName</w:t>
-            </w:r>
-            <w:proofErr w:type="spellEnd"/>
-            <w:r>
-              <w:rPr>
-                <w:rFonts w:ascii="Consolas" w:hAnsi="Consolas" w:cs="Consolas"/>
-                <w:color w:val="C00000"/>
-                <w:sz w:val="20"/>
-                <w:szCs w:val="20"/>
-                <w:lang w:val="en-US"/>
-              </w:rPr>
-              <w:t xml:space="preserve"> = 'T</w:t>
-            </w:r>
-            <w:r>
-              <w:rPr>
-                <w:rFonts w:ascii="Consolas" w:hAnsi="Consolas" w:cs="Consolas"/>
-                <w:color w:val="C00000"/>
-                <w:sz w:val="20"/>
-                <w:szCs w:val="20"/>
-                <w:lang w:val="en-US"/>
-              </w:rPr>
-              <w:t>2</w:t>
-            </w:r>
-            <w:r>
-              <w:rPr>
-                <w:rFonts w:ascii="Consolas" w:hAnsi="Consolas" w:cs="Consolas"/>
-                <w:color w:val="C00000"/>
-                <w:sz w:val="20"/>
-                <w:szCs w:val="20"/>
-                <w:lang w:val="en-US"/>
-              </w:rPr>
-              <w:t>' </w:t>
-            </w:r>
-          </w:p>
-        </w:tc>
-      </w:tr>
-      <w:tr>
-        <w:tc>
-          <w:tcPr>
-            <w:tcW w:w="4815" w:type="dxa"/>
-          </w:tcPr>
-          <w:p>
-            <w:pPr>
-              <w:rPr>
-                <w:rFonts w:ascii="Consolas" w:hAnsi="Consolas" w:cs="Consolas"/>
-                <w:color w:val="C00000"/>
-                <w:sz w:val="20"/>
-                <w:szCs w:val="20"/>
-                <w:lang w:val="en-US"/>
-              </w:rPr>
-            </w:pPr>
-            <w:r>
-              <w:rPr>
-                <w:rFonts w:ascii="Consolas" w:hAnsi="Consolas" w:cs="Consolas"/>
-                <w:color w:val="C00000"/>
-                <w:sz w:val="20"/>
-                <w:szCs w:val="20"/>
-                <w:lang w:val="en-US"/>
-              </w:rPr>
-              <w:t>           Overwrite = 0 </w:t>
-            </w:r>
-          </w:p>
-        </w:tc>
-      </w:tr>
-      <w:tr>
-        <w:tc>
-          <w:tcPr>
-            <w:tcW w:w="4815" w:type="dxa"/>
-          </w:tcPr>
-          <w:p>
-            <w:pPr>
-              <w:rPr>
-                <w:rFonts w:ascii="Consolas" w:hAnsi="Consolas" w:cs="Consolas"/>
-                <w:color w:val="C00000"/>
-                <w:sz w:val="20"/>
-                <w:szCs w:val="20"/>
-                <w:lang w:val="en-US"/>
-              </w:rPr>
-            </w:pPr>
-            <w:r>
-              <w:rPr>
-                <w:rFonts w:ascii="Consolas" w:hAnsi="Consolas" w:cs="Consolas"/>
-                <w:color w:val="C00000"/>
-                <w:sz w:val="20"/>
-                <w:szCs w:val="20"/>
-                <w:lang w:val="en-US"/>
-              </w:rPr>
-              <w:t xml:space="preserve">             </w:t>
-            </w:r>
-            <w:r>
-              <w:rPr>
-                <w:rFonts w:ascii="Consolas" w:hAnsi="Consolas" w:cs="Consolas"/>
-                <w:color w:val="C00000"/>
-                <w:sz w:val="20"/>
-                <w:szCs w:val="20"/>
-                <w:lang w:val="en-US"/>
-              </w:rPr>
-              <w:t>comment = '</w:t>
-            </w:r>
-            <w:r>
-              <w:rPr>
-                <w:rFonts w:ascii="Consolas" w:hAnsi="Consolas" w:cs="Consolas"/>
-                <w:color w:val="C00000"/>
-                <w:sz w:val="20"/>
-                <w:szCs w:val="20"/>
-                <w:lang w:val="en-US"/>
-              </w:rPr>
-              <w:t>Duplicate</w:t>
-            </w:r>
-            <w:r>
-              <w:rPr>
-                <w:rFonts w:ascii="Consolas" w:hAnsi="Consolas" w:cs="Consolas"/>
-                <w:color w:val="C00000"/>
-                <w:sz w:val="20"/>
-                <w:szCs w:val="20"/>
-                <w:lang w:val="en-US"/>
-              </w:rPr>
-              <w:t>'</w:t>
-            </w:r>
-          </w:p>
-        </w:tc>
-      </w:tr>
-      <w:tr>
-        <w:tc>
-          <w:tcPr>
-            <w:tcW w:w="4815" w:type="dxa"/>
-          </w:tcPr>
-          <w:p>
-            <w:pPr>
-              <w:rPr>
-                <w:rFonts w:ascii="Consolas" w:hAnsi="Consolas" w:cs="Consolas"/>
-                <w:color w:val="C00000"/>
-                <w:sz w:val="20"/>
-                <w:szCs w:val="20"/>
-                <w:lang w:val="en-US"/>
-              </w:rPr>
-            </w:pPr>
-            <w:r>
-              <w:rPr>
-                <w:rFonts w:ascii="Consolas" w:hAnsi="Consolas" w:cs="Consolas"/>
-                <w:color w:val="C00000"/>
-                <w:sz w:val="20"/>
-                <w:szCs w:val="20"/>
-                <w:lang w:val="en-US"/>
-              </w:rPr>
-              <w:t>           ... </w:t>
-            </w:r>
-          </w:p>
-        </w:tc>
-      </w:tr>
-      <w:tr>
-        <w:tc>
-          <w:tcPr>
-            <w:tcW w:w="4815" w:type="dxa"/>
-          </w:tcPr>
-          <w:p>
-            <w:pPr>
-              <w:rPr>
-                <w:rFonts w:ascii="Consolas" w:hAnsi="Consolas" w:cs="Consolas"/>
-                <w:color w:val="C00000"/>
-                <w:sz w:val="20"/>
-                <w:szCs w:val="20"/>
-                <w:lang w:val="en-US"/>
-              </w:rPr>
-            </w:pPr>
-            <w:r>
-              <w:rPr>
-                <w:rFonts w:ascii="Consolas" w:hAnsi="Consolas" w:cs="Consolas"/>
-                <w:color w:val="C00000"/>
-                <w:sz w:val="20"/>
-                <w:szCs w:val="20"/>
-                <w:lang w:val="en-US"/>
-              </w:rPr>
-              <w:t>[End] </w:t>
-            </w:r>
-          </w:p>
-        </w:tc>
-      </w:tr>
-      <w:tr>
-        <w:tc>
-          <w:tcPr>
-            <w:tcW w:w="4815" w:type="dxa"/>
-          </w:tcPr>
-          <w:p>
-            <w:pPr>
-              <w:rPr>
-                <w:rFonts w:ascii="Consolas" w:hAnsi="Consolas" w:cs="Consolas"/>
-                <w:sz w:val="20"/>
-                <w:szCs w:val="20"/>
-                <w:lang w:val="en-US"/>
-              </w:rPr>
-            </w:pPr>
-            <w:r>
-              <w:rPr>
-                <w:rFonts w:ascii="Consolas" w:hAnsi="Consolas" w:cs="Consolas"/>
-                <w:sz w:val="20"/>
-                <w:szCs w:val="20"/>
-                <w:lang w:val="en-US"/>
-              </w:rPr>
-              <w:t>[Trace] </w:t>
-            </w:r>
-          </w:p>
-        </w:tc>
-      </w:tr>
-      <w:tr>
-        <w:tc>
-          <w:tcPr>
-            <w:tcW w:w="4815" w:type="dxa"/>
-          </w:tcPr>
-          <w:p>
-            <w:pPr>
-              <w:rPr>
-                <w:rFonts w:ascii="Consolas" w:hAnsi="Consolas" w:cs="Consolas"/>
-                <w:sz w:val="20"/>
-                <w:szCs w:val="20"/>
-                <w:lang w:val="en-US"/>
-              </w:rPr>
-            </w:pPr>
-            <w:r>
-              <w:rPr>
-                <w:rFonts w:ascii="Consolas" w:hAnsi="Consolas" w:cs="Consolas"/>
-                <w:sz w:val="20"/>
-                <w:szCs w:val="20"/>
-                <w:lang w:val="en-US"/>
-              </w:rPr>
-              <w:t xml:space="preserve">        </w:t>
-            </w:r>
-            <w:proofErr w:type="spellStart"/>
-            <w:r>
-              <w:rPr>
-                <w:rFonts w:ascii="Consolas" w:hAnsi="Consolas" w:cs="Consolas"/>
-                <w:sz w:val="20"/>
-                <w:szCs w:val="20"/>
-                <w:lang w:val="en-US"/>
-              </w:rPr>
-              <w:t>variableName</w:t>
-            </w:r>
-            <w:proofErr w:type="spellEnd"/>
-            <w:r>
-              <w:rPr>
-                <w:rFonts w:ascii="Consolas" w:hAnsi="Consolas" w:cs="Consolas"/>
-                <w:sz w:val="20"/>
-                <w:szCs w:val="20"/>
-                <w:lang w:val="en-US"/>
-              </w:rPr>
-              <w:t xml:space="preserve"> = 'T</w:t>
-            </w:r>
-            <w:r>
-              <w:rPr>
-                <w:rFonts w:ascii="Consolas" w:hAnsi="Consolas" w:cs="Consolas"/>
-                <w:sz w:val="20"/>
-                <w:szCs w:val="20"/>
-                <w:lang w:val="en-US"/>
-              </w:rPr>
-              <w:t>5</w:t>
-            </w:r>
-            <w:r>
-              <w:rPr>
-                <w:rFonts w:ascii="Consolas" w:hAnsi="Consolas" w:cs="Consolas"/>
-                <w:sz w:val="20"/>
-                <w:szCs w:val="20"/>
-                <w:lang w:val="en-US"/>
-              </w:rPr>
-              <w:t>' </w:t>
-            </w:r>
-          </w:p>
-        </w:tc>
-      </w:tr>
-      <w:tr>
-        <w:tc>
-          <w:tcPr>
-            <w:tcW w:w="4815" w:type="dxa"/>
-          </w:tcPr>
-          <w:p>
-            <w:pPr>
-              <w:rPr>
-                <w:rFonts w:ascii="Consolas" w:hAnsi="Consolas" w:cs="Consolas"/>
-                <w:sz w:val="20"/>
-                <w:szCs w:val="20"/>
-                <w:lang w:val="en-US"/>
-              </w:rPr>
-            </w:pPr>
-            <w:r>
-              <w:rPr>
-                <w:rFonts w:ascii="Consolas" w:hAnsi="Consolas" w:cs="Consolas"/>
-                <w:sz w:val="20"/>
-                <w:szCs w:val="20"/>
-                <w:lang w:val="en-US"/>
-              </w:rPr>
               <w:t>           Overwrite = 0 </w:t>
             </w:r>
           </w:p>
@@ -11818,1403 +12059,1403 @@
                 <w:szCs w:val="20"/>
                 <w:lang w:val="en-US"/>
               </w:rPr>
+              <w:t>           Overwrite = 0 </w:t>
+            </w:r>
+          </w:p>
+        </w:tc>
+        <w:tc>
+          <w:tcPr>
+            <w:tcW w:w="4815" w:type="dxa"/>
+          </w:tcPr>
+          <w:p>
+            <w:pPr>
+              <w:rPr>
+                <w:rFonts w:ascii="Consolas" w:hAnsi="Consolas" w:cs="Consolas"/>
+                <w:color w:val="C00000"/>
+                <w:sz w:val="20"/>
+                <w:szCs w:val="20"/>
+                <w:lang w:val="en-US"/>
+              </w:rPr>
+            </w:pPr>
+            <w:r>
+              <w:rPr>
+                <w:rFonts w:ascii="Consolas" w:hAnsi="Consolas" w:cs="Consolas"/>
+                <w:color w:val="C00000"/>
+                <w:sz w:val="20"/>
+                <w:szCs w:val="20"/>
+                <w:lang w:val="en-US"/>
+              </w:rPr>
+              <w:t xml:space="preserve">           Overwrite = </w:t>
+            </w:r>
+            <w:r>
+              <w:rPr>
+                <w:rFonts w:ascii="Consolas" w:hAnsi="Consolas" w:cs="Consolas"/>
+                <w:color w:val="C00000"/>
+                <w:sz w:val="20"/>
+                <w:szCs w:val="20"/>
+                <w:lang w:val="en-US"/>
+              </w:rPr>
+              <w:t>1</w:t>
+            </w:r>
+            <w:r>
+              <w:rPr>
+                <w:rFonts w:ascii="Consolas" w:hAnsi="Consolas" w:cs="Consolas"/>
+                <w:color w:val="C00000"/>
+                <w:sz w:val="20"/>
+                <w:szCs w:val="20"/>
+                <w:lang w:val="en-US"/>
+              </w:rPr>
+              <w:t> </w:t>
+            </w:r>
+          </w:p>
+        </w:tc>
+      </w:tr>
+      <w:tr>
+        <w:tc>
+          <w:tcPr>
+            <w:tcW w:w="4815" w:type="dxa"/>
+          </w:tcPr>
+          <w:p>
+            <w:pPr>
+              <w:rPr>
+                <w:rFonts w:ascii="Consolas" w:hAnsi="Consolas" w:cs="Consolas"/>
+                <w:color w:val="70AD47" w:themeColor="accent6"/>
+                <w:sz w:val="20"/>
+                <w:szCs w:val="20"/>
+                <w:lang w:val="en-US"/>
+              </w:rPr>
+            </w:pPr>
+            <w:r>
+              <w:rPr>
+                <w:rFonts w:ascii="Consolas" w:hAnsi="Consolas" w:cs="Consolas"/>
+                <w:color w:val="70AD47" w:themeColor="accent6"/>
+                <w:sz w:val="20"/>
+                <w:szCs w:val="20"/>
+                <w:lang w:val="en-US"/>
+              </w:rPr>
+              <w:t>           comment = 'Original' </w:t>
+            </w:r>
+          </w:p>
+        </w:tc>
+        <w:tc>
+          <w:tcPr>
+            <w:tcW w:w="4815" w:type="dxa"/>
+          </w:tcPr>
+          <w:p>
+            <w:pPr>
+              <w:rPr>
+                <w:rFonts w:ascii="Consolas" w:hAnsi="Consolas" w:cs="Consolas"/>
+                <w:color w:val="C00000"/>
+                <w:sz w:val="20"/>
+                <w:szCs w:val="20"/>
+                <w:lang w:val="en-US"/>
+              </w:rPr>
+            </w:pPr>
+            <w:r>
+              <w:rPr>
+                <w:rFonts w:ascii="Consolas" w:hAnsi="Consolas" w:cs="Consolas"/>
+                <w:color w:val="C00000"/>
+                <w:sz w:val="20"/>
+                <w:szCs w:val="20"/>
+                <w:lang w:val="en-US"/>
+              </w:rPr>
+              <w:t>           comment = '</w:t>
+            </w:r>
+            <w:r>
+              <w:rPr>
+                <w:rFonts w:ascii="Consolas" w:hAnsi="Consolas" w:cs="Consolas"/>
+                <w:color w:val="C00000"/>
+                <w:sz w:val="20"/>
+                <w:szCs w:val="20"/>
+                <w:lang w:val="en-US"/>
+              </w:rPr>
+              <w:t>Duplicate</w:t>
+            </w:r>
+            <w:r>
+              <w:rPr>
+                <w:rFonts w:ascii="Consolas" w:hAnsi="Consolas" w:cs="Consolas"/>
+                <w:color w:val="C00000"/>
+                <w:sz w:val="20"/>
+                <w:szCs w:val="20"/>
+                <w:lang w:val="en-US"/>
+              </w:rPr>
+              <w:t>' </w:t>
+            </w:r>
+          </w:p>
+        </w:tc>
+      </w:tr>
+      <w:tr>
+        <w:tc>
+          <w:tcPr>
+            <w:tcW w:w="4815" w:type="dxa"/>
+          </w:tcPr>
+          <w:p>
+            <w:pPr>
+              <w:rPr>
+                <w:rFonts w:ascii="Consolas" w:hAnsi="Consolas" w:cs="Consolas"/>
+                <w:color w:val="70AD47" w:themeColor="accent6"/>
+                <w:sz w:val="20"/>
+                <w:szCs w:val="20"/>
+                <w:lang w:val="en-US"/>
+              </w:rPr>
+            </w:pPr>
+            <w:r>
+              <w:rPr>
+                <w:rFonts w:ascii="Consolas" w:hAnsi="Consolas" w:cs="Consolas"/>
+                <w:color w:val="70AD47" w:themeColor="accent6"/>
+                <w:sz w:val="20"/>
+                <w:szCs w:val="20"/>
+                <w:lang w:val="en-US"/>
+              </w:rPr>
+              <w:t>           ... </w:t>
+            </w:r>
+          </w:p>
+        </w:tc>
+        <w:tc>
+          <w:tcPr>
+            <w:tcW w:w="4815" w:type="dxa"/>
+          </w:tcPr>
+          <w:p>
+            <w:pPr>
+              <w:rPr>
+                <w:rFonts w:ascii="Consolas" w:hAnsi="Consolas" w:cs="Consolas"/>
+                <w:color w:val="C00000"/>
+                <w:sz w:val="20"/>
+                <w:szCs w:val="20"/>
+                <w:lang w:val="en-US"/>
+              </w:rPr>
+            </w:pPr>
+            <w:r>
+              <w:rPr>
+                <w:rFonts w:ascii="Consolas" w:hAnsi="Consolas" w:cs="Consolas"/>
+                <w:color w:val="C00000"/>
+                <w:sz w:val="20"/>
+                <w:szCs w:val="20"/>
+                <w:lang w:val="en-US"/>
+              </w:rPr>
+              <w:t>           ... </w:t>
+            </w:r>
+          </w:p>
+        </w:tc>
+      </w:tr>
+      <w:tr>
+        <w:tc>
+          <w:tcPr>
+            <w:tcW w:w="4815" w:type="dxa"/>
+          </w:tcPr>
+          <w:p>
+            <w:pPr>
+              <w:rPr>
+                <w:rFonts w:ascii="Consolas" w:hAnsi="Consolas" w:cs="Consolas"/>
+                <w:color w:val="70AD47" w:themeColor="accent6"/>
+                <w:sz w:val="20"/>
+                <w:szCs w:val="20"/>
+                <w:lang w:val="en-US"/>
+              </w:rPr>
+            </w:pPr>
+            <w:r>
+              <w:rPr>
+                <w:rFonts w:ascii="Consolas" w:hAnsi="Consolas" w:cs="Consolas"/>
+                <w:color w:val="70AD47" w:themeColor="accent6"/>
+                <w:sz w:val="20"/>
+                <w:szCs w:val="20"/>
+                <w:lang w:val="en-US"/>
+              </w:rPr>
+              <w:t>[End] </w:t>
+            </w:r>
+          </w:p>
+        </w:tc>
+        <w:tc>
+          <w:tcPr>
+            <w:tcW w:w="4815" w:type="dxa"/>
+          </w:tcPr>
+          <w:p>
+            <w:pPr>
+              <w:rPr>
+                <w:rFonts w:ascii="Consolas" w:hAnsi="Consolas" w:cs="Consolas"/>
+                <w:color w:val="C00000"/>
+                <w:sz w:val="20"/>
+                <w:szCs w:val="20"/>
+                <w:lang w:val="en-US"/>
+              </w:rPr>
+            </w:pPr>
+            <w:r>
+              <w:rPr>
+                <w:rFonts w:ascii="Consolas" w:hAnsi="Consolas" w:cs="Consolas"/>
+                <w:color w:val="C00000"/>
+                <w:sz w:val="20"/>
+                <w:szCs w:val="20"/>
+                <w:lang w:val="en-US"/>
+              </w:rPr>
+              <w:t>[End] </w:t>
+            </w:r>
+          </w:p>
+        </w:tc>
+      </w:tr>
+      <w:tr>
+        <w:tc>
+          <w:tcPr>
+            <w:tcW w:w="4815" w:type="dxa"/>
+          </w:tcPr>
+          <w:p>
+            <w:pPr>
+              <w:rPr>
+                <w:rFonts w:ascii="Consolas" w:hAnsi="Consolas" w:cs="Consolas"/>
+                <w:sz w:val="20"/>
+                <w:szCs w:val="20"/>
+                <w:lang w:val="en-US"/>
+              </w:rPr>
+            </w:pPr>
+            <w:r>
+              <w:rPr>
+                <w:rFonts w:ascii="Consolas" w:hAnsi="Consolas" w:cs="Consolas"/>
+                <w:sz w:val="20"/>
+                <w:szCs w:val="20"/>
+                <w:lang w:val="en-US"/>
+              </w:rPr>
+              <w:t>[Trace] </w:t>
+            </w:r>
+          </w:p>
+        </w:tc>
+        <w:tc>
+          <w:tcPr>
+            <w:tcW w:w="4815" w:type="dxa"/>
+          </w:tcPr>
+          <w:p>
+            <w:pPr>
+              <w:rPr>
+                <w:rFonts w:ascii="Consolas" w:hAnsi="Consolas" w:cs="Consolas"/>
+                <w:sz w:val="20"/>
+                <w:szCs w:val="20"/>
+                <w:lang w:val="en-US"/>
+              </w:rPr>
+            </w:pPr>
+            <w:r>
+              <w:rPr>
+                <w:rFonts w:ascii="Consolas" w:hAnsi="Consolas" w:cs="Consolas"/>
+                <w:sz w:val="20"/>
+                <w:szCs w:val="20"/>
+                <w:lang w:val="en-US"/>
+              </w:rPr>
+              <w:t>[Trace] </w:t>
+            </w:r>
+          </w:p>
+        </w:tc>
+      </w:tr>
+      <w:tr>
+        <w:tc>
+          <w:tcPr>
+            <w:tcW w:w="4815" w:type="dxa"/>
+          </w:tcPr>
+          <w:p>
+            <w:pPr>
+              <w:rPr>
+                <w:rFonts w:ascii="Consolas" w:hAnsi="Consolas" w:cs="Consolas"/>
+                <w:sz w:val="20"/>
+                <w:szCs w:val="20"/>
+                <w:lang w:val="en-US"/>
+              </w:rPr>
+            </w:pPr>
+            <w:r>
+              <w:rPr>
+                <w:rFonts w:ascii="Consolas" w:hAnsi="Consolas" w:cs="Consolas"/>
+                <w:sz w:val="20"/>
+                <w:szCs w:val="20"/>
+                <w:lang w:val="en-US"/>
+              </w:rPr>
+              <w:t xml:space="preserve">        </w:t>
+            </w:r>
+            <w:proofErr w:type="spellStart"/>
+            <w:r>
+              <w:rPr>
+                <w:rFonts w:ascii="Consolas" w:hAnsi="Consolas" w:cs="Consolas"/>
+                <w:sz w:val="20"/>
+                <w:szCs w:val="20"/>
+                <w:lang w:val="en-US"/>
+              </w:rPr>
+              <w:t>variableName</w:t>
+            </w:r>
+            <w:proofErr w:type="spellEnd"/>
+            <w:r>
+              <w:rPr>
+                <w:rFonts w:ascii="Consolas" w:hAnsi="Consolas" w:cs="Consolas"/>
+                <w:sz w:val="20"/>
+                <w:szCs w:val="20"/>
+                <w:lang w:val="en-US"/>
+              </w:rPr>
+              <w:t xml:space="preserve"> = 'T3' </w:t>
+            </w:r>
+          </w:p>
+        </w:tc>
+        <w:tc>
+          <w:tcPr>
+            <w:tcW w:w="4815" w:type="dxa"/>
+          </w:tcPr>
+          <w:p>
+            <w:pPr>
+              <w:rPr>
+                <w:rFonts w:ascii="Consolas" w:hAnsi="Consolas" w:cs="Consolas"/>
+                <w:sz w:val="20"/>
+                <w:szCs w:val="20"/>
+                <w:lang w:val="en-US"/>
+              </w:rPr>
+            </w:pPr>
+            <w:r>
+              <w:rPr>
+                <w:rFonts w:ascii="Consolas" w:hAnsi="Consolas" w:cs="Consolas"/>
+                <w:sz w:val="20"/>
+                <w:szCs w:val="20"/>
+                <w:lang w:val="en-US"/>
+              </w:rPr>
+              <w:t xml:space="preserve">        </w:t>
+            </w:r>
+            <w:proofErr w:type="spellStart"/>
+            <w:r>
+              <w:rPr>
+                <w:rFonts w:ascii="Consolas" w:hAnsi="Consolas" w:cs="Consolas"/>
+                <w:sz w:val="20"/>
+                <w:szCs w:val="20"/>
+                <w:lang w:val="en-US"/>
+              </w:rPr>
+              <w:t>variableName</w:t>
+            </w:r>
+            <w:proofErr w:type="spellEnd"/>
+            <w:r>
+              <w:rPr>
+                <w:rFonts w:ascii="Consolas" w:hAnsi="Consolas" w:cs="Consolas"/>
+                <w:sz w:val="20"/>
+                <w:szCs w:val="20"/>
+                <w:lang w:val="en-US"/>
+              </w:rPr>
+              <w:t xml:space="preserve"> = 'T3' </w:t>
+            </w:r>
+          </w:p>
+        </w:tc>
+      </w:tr>
+      <w:tr>
+        <w:tc>
+          <w:tcPr>
+            <w:tcW w:w="4815" w:type="dxa"/>
+          </w:tcPr>
+          <w:p>
+            <w:pPr>
+              <w:rPr>
+                <w:rFonts w:ascii="Consolas" w:hAnsi="Consolas" w:cs="Consolas"/>
+                <w:sz w:val="20"/>
+                <w:szCs w:val="20"/>
+                <w:lang w:val="en-US"/>
+              </w:rPr>
+            </w:pPr>
+            <w:r>
+              <w:rPr>
+                <w:rFonts w:ascii="Consolas" w:hAnsi="Consolas" w:cs="Consolas"/>
+                <w:sz w:val="20"/>
+                <w:szCs w:val="20"/>
+                <w:lang w:val="en-US"/>
+              </w:rPr>
+              <w:t>           Overwrite = 0 </w:t>
+            </w:r>
+          </w:p>
+        </w:tc>
+        <w:tc>
+          <w:tcPr>
+            <w:tcW w:w="4815" w:type="dxa"/>
+          </w:tcPr>
+          <w:p>
+            <w:pPr>
+              <w:rPr>
+                <w:rFonts w:ascii="Consolas" w:hAnsi="Consolas" w:cs="Consolas"/>
+                <w:sz w:val="20"/>
+                <w:szCs w:val="20"/>
+                <w:lang w:val="en-US"/>
+              </w:rPr>
+            </w:pPr>
+            <w:r>
+              <w:rPr>
+                <w:rFonts w:ascii="Consolas" w:hAnsi="Consolas" w:cs="Consolas"/>
+                <w:sz w:val="20"/>
+                <w:szCs w:val="20"/>
+                <w:lang w:val="en-US"/>
+              </w:rPr>
+              <w:t>           Overwrite = 0 </w:t>
+            </w:r>
+          </w:p>
+        </w:tc>
+      </w:tr>
+      <w:tr>
+        <w:tc>
+          <w:tcPr>
+            <w:tcW w:w="4815" w:type="dxa"/>
+          </w:tcPr>
+          <w:p>
+            <w:pPr>
+              <w:rPr>
+                <w:rFonts w:ascii="Consolas" w:hAnsi="Consolas" w:cs="Consolas"/>
+                <w:sz w:val="20"/>
+                <w:szCs w:val="20"/>
+                <w:lang w:val="en-US"/>
+              </w:rPr>
+            </w:pPr>
+            <w:r>
+              <w:rPr>
+                <w:rFonts w:ascii="Consolas" w:hAnsi="Consolas" w:cs="Consolas"/>
+                <w:sz w:val="20"/>
+                <w:szCs w:val="20"/>
+                <w:lang w:val="en-US"/>
+              </w:rPr>
+              <w:t>           ... </w:t>
+            </w:r>
+          </w:p>
+        </w:tc>
+        <w:tc>
+          <w:tcPr>
+            <w:tcW w:w="4815" w:type="dxa"/>
+          </w:tcPr>
+          <w:p>
+            <w:pPr>
+              <w:rPr>
+                <w:rFonts w:ascii="Consolas" w:hAnsi="Consolas" w:cs="Consolas"/>
+                <w:sz w:val="20"/>
+                <w:szCs w:val="20"/>
+                <w:lang w:val="en-US"/>
+              </w:rPr>
+            </w:pPr>
+            <w:r>
+              <w:rPr>
+                <w:rFonts w:ascii="Consolas" w:hAnsi="Consolas" w:cs="Consolas"/>
+                <w:sz w:val="20"/>
+                <w:szCs w:val="20"/>
+                <w:lang w:val="en-US"/>
+              </w:rPr>
+              <w:t>           ... </w:t>
+            </w:r>
+          </w:p>
+        </w:tc>
+      </w:tr>
+      <w:tr>
+        <w:tc>
+          <w:tcPr>
+            <w:tcW w:w="4815" w:type="dxa"/>
+          </w:tcPr>
+          <w:p>
+            <w:pPr>
+              <w:rPr>
+                <w:rFonts w:ascii="Consolas" w:hAnsi="Consolas" w:cs="Consolas"/>
+                <w:sz w:val="20"/>
+                <w:szCs w:val="20"/>
+                <w:lang w:val="en-US"/>
+              </w:rPr>
+            </w:pPr>
+            <w:r>
+              <w:rPr>
+                <w:rFonts w:ascii="Consolas" w:hAnsi="Consolas" w:cs="Consolas"/>
+                <w:sz w:val="20"/>
+                <w:szCs w:val="20"/>
+                <w:lang w:val="en-US"/>
+              </w:rPr>
+              <w:t>[End] </w:t>
+            </w:r>
+          </w:p>
+        </w:tc>
+        <w:tc>
+          <w:tcPr>
+            <w:tcW w:w="4815" w:type="dxa"/>
+          </w:tcPr>
+          <w:p>
+            <w:pPr>
+              <w:rPr>
+                <w:rFonts w:ascii="Consolas" w:hAnsi="Consolas" w:cs="Consolas"/>
+                <w:sz w:val="20"/>
+                <w:szCs w:val="20"/>
+                <w:lang w:val="en-US"/>
+              </w:rPr>
+            </w:pPr>
+            <w:r>
+              <w:rPr>
+                <w:rFonts w:ascii="Consolas" w:hAnsi="Consolas" w:cs="Consolas"/>
+                <w:sz w:val="20"/>
+                <w:szCs w:val="20"/>
+                <w:lang w:val="en-US"/>
+              </w:rPr>
+              <w:t>[End] </w:t>
+            </w:r>
+          </w:p>
+        </w:tc>
+      </w:tr>
+      <w:tr>
+        <w:tc>
+          <w:tcPr>
+            <w:tcW w:w="4815" w:type="dxa"/>
+          </w:tcPr>
+          <w:p>
+            <w:pPr>
+              <w:rPr>
+                <w:rFonts w:ascii="Consolas" w:hAnsi="Consolas" w:cs="Consolas"/>
+                <w:sz w:val="20"/>
+                <w:szCs w:val="20"/>
+                <w:lang w:val="en-US"/>
+              </w:rPr>
+            </w:pPr>
+            <w:r>
+              <w:rPr>
+                <w:rFonts w:ascii="Consolas" w:hAnsi="Consolas" w:cs="Consolas"/>
+                <w:sz w:val="20"/>
+                <w:szCs w:val="20"/>
+                <w:lang w:val="en-US"/>
+              </w:rPr>
+              <w:t>[Trace] </w:t>
+            </w:r>
+          </w:p>
+        </w:tc>
+        <w:tc>
+          <w:tcPr>
+            <w:tcW w:w="4815" w:type="dxa"/>
+          </w:tcPr>
+          <w:p>
+            <w:pPr>
+              <w:rPr>
+                <w:rFonts w:ascii="Consolas" w:hAnsi="Consolas" w:cs="Consolas"/>
+                <w:sz w:val="20"/>
+                <w:szCs w:val="20"/>
+                <w:lang w:val="en-US"/>
+              </w:rPr>
+            </w:pPr>
+            <w:r>
+              <w:rPr>
+                <w:rFonts w:ascii="Consolas" w:hAnsi="Consolas" w:cs="Consolas"/>
+                <w:sz w:val="20"/>
+                <w:szCs w:val="20"/>
+                <w:lang w:val="en-US"/>
+              </w:rPr>
+              <w:t>[Trace] </w:t>
+            </w:r>
+          </w:p>
+        </w:tc>
+      </w:tr>
+      <w:tr>
+        <w:tc>
+          <w:tcPr>
+            <w:tcW w:w="4815" w:type="dxa"/>
+          </w:tcPr>
+          <w:p>
+            <w:pPr>
+              <w:rPr>
+                <w:rFonts w:ascii="Consolas" w:hAnsi="Consolas" w:cs="Consolas"/>
+                <w:sz w:val="20"/>
+                <w:szCs w:val="20"/>
+                <w:lang w:val="en-US"/>
+              </w:rPr>
+            </w:pPr>
+            <w:r>
+              <w:rPr>
+                <w:rFonts w:ascii="Consolas" w:hAnsi="Consolas" w:cs="Consolas"/>
+                <w:sz w:val="20"/>
+                <w:szCs w:val="20"/>
+                <w:lang w:val="en-US"/>
+              </w:rPr>
+              <w:t xml:space="preserve">        </w:t>
+            </w:r>
+            <w:proofErr w:type="spellStart"/>
+            <w:r>
+              <w:rPr>
+                <w:rFonts w:ascii="Consolas" w:hAnsi="Consolas" w:cs="Consolas"/>
+                <w:sz w:val="20"/>
+                <w:szCs w:val="20"/>
+                <w:lang w:val="en-US"/>
+              </w:rPr>
+              <w:t>variableName</w:t>
+            </w:r>
+            <w:proofErr w:type="spellEnd"/>
+            <w:r>
+              <w:rPr>
+                <w:rFonts w:ascii="Consolas" w:hAnsi="Consolas" w:cs="Consolas"/>
+                <w:sz w:val="20"/>
+                <w:szCs w:val="20"/>
+                <w:lang w:val="en-US"/>
+              </w:rPr>
+              <w:t xml:space="preserve"> = 'T4' </w:t>
+            </w:r>
+          </w:p>
+        </w:tc>
+        <w:tc>
+          <w:tcPr>
+            <w:tcW w:w="4815" w:type="dxa"/>
+          </w:tcPr>
+          <w:p>
+            <w:pPr>
+              <w:rPr>
+                <w:rFonts w:ascii="Consolas" w:hAnsi="Consolas" w:cs="Consolas"/>
+                <w:sz w:val="20"/>
+                <w:szCs w:val="20"/>
+                <w:lang w:val="en-US"/>
+              </w:rPr>
+            </w:pPr>
+            <w:r>
+              <w:rPr>
+                <w:rFonts w:ascii="Consolas" w:hAnsi="Consolas" w:cs="Consolas"/>
+                <w:sz w:val="20"/>
+                <w:szCs w:val="20"/>
+                <w:lang w:val="en-US"/>
+              </w:rPr>
+              <w:t xml:space="preserve">        </w:t>
+            </w:r>
+            <w:proofErr w:type="spellStart"/>
+            <w:r>
+              <w:rPr>
+                <w:rFonts w:ascii="Consolas" w:hAnsi="Consolas" w:cs="Consolas"/>
+                <w:sz w:val="20"/>
+                <w:szCs w:val="20"/>
+                <w:lang w:val="en-US"/>
+              </w:rPr>
+              <w:t>variableName</w:t>
+            </w:r>
+            <w:proofErr w:type="spellEnd"/>
+            <w:r>
+              <w:rPr>
+                <w:rFonts w:ascii="Consolas" w:hAnsi="Consolas" w:cs="Consolas"/>
+                <w:sz w:val="20"/>
+                <w:szCs w:val="20"/>
+                <w:lang w:val="en-US"/>
+              </w:rPr>
+              <w:t xml:space="preserve"> = 'T4' </w:t>
+            </w:r>
+          </w:p>
+        </w:tc>
+      </w:tr>
+      <w:tr>
+        <w:tc>
+          <w:tcPr>
+            <w:tcW w:w="4815" w:type="dxa"/>
+          </w:tcPr>
+          <w:p>
+            <w:pPr>
+              <w:rPr>
+                <w:rFonts w:ascii="Consolas" w:hAnsi="Consolas" w:cs="Consolas"/>
+                <w:sz w:val="20"/>
+                <w:szCs w:val="20"/>
+                <w:lang w:val="en-US"/>
+              </w:rPr>
+            </w:pPr>
+            <w:r>
+              <w:rPr>
+                <w:rFonts w:ascii="Consolas" w:hAnsi="Consolas" w:cs="Consolas"/>
+                <w:sz w:val="20"/>
+                <w:szCs w:val="20"/>
+                <w:lang w:val="en-US"/>
+              </w:rPr>
+              <w:t>           Overwrite = 0 </w:t>
+            </w:r>
+          </w:p>
+        </w:tc>
+        <w:tc>
+          <w:tcPr>
+            <w:tcW w:w="4815" w:type="dxa"/>
+          </w:tcPr>
+          <w:p>
+            <w:pPr>
+              <w:rPr>
+                <w:rFonts w:ascii="Consolas" w:hAnsi="Consolas" w:cs="Consolas"/>
+                <w:sz w:val="20"/>
+                <w:szCs w:val="20"/>
+                <w:lang w:val="en-US"/>
+              </w:rPr>
+            </w:pPr>
+            <w:r>
+              <w:rPr>
+                <w:rFonts w:ascii="Consolas" w:hAnsi="Consolas" w:cs="Consolas"/>
+                <w:sz w:val="20"/>
+                <w:szCs w:val="20"/>
+                <w:lang w:val="en-US"/>
+              </w:rPr>
+              <w:t>           Overwrite = 0 </w:t>
+            </w:r>
+          </w:p>
+        </w:tc>
+      </w:tr>
+      <w:tr>
+        <w:tc>
+          <w:tcPr>
+            <w:tcW w:w="4815" w:type="dxa"/>
+          </w:tcPr>
+          <w:p>
+            <w:pPr>
+              <w:rPr>
+                <w:rFonts w:ascii="Consolas" w:hAnsi="Consolas" w:cs="Consolas"/>
+                <w:sz w:val="20"/>
+                <w:szCs w:val="20"/>
+                <w:lang w:val="en-US"/>
+              </w:rPr>
+            </w:pPr>
+            <w:r>
+              <w:rPr>
+                <w:rFonts w:ascii="Consolas" w:hAnsi="Consolas" w:cs="Consolas"/>
+                <w:sz w:val="20"/>
+                <w:szCs w:val="20"/>
+                <w:lang w:val="en-US"/>
+              </w:rPr>
+              <w:t>           ... </w:t>
+            </w:r>
+          </w:p>
+        </w:tc>
+        <w:tc>
+          <w:tcPr>
+            <w:tcW w:w="4815" w:type="dxa"/>
+          </w:tcPr>
+          <w:p>
+            <w:pPr>
+              <w:rPr>
+                <w:rFonts w:ascii="Consolas" w:hAnsi="Consolas" w:cs="Consolas"/>
+                <w:sz w:val="20"/>
+                <w:szCs w:val="20"/>
+                <w:lang w:val="en-US"/>
+              </w:rPr>
+            </w:pPr>
+            <w:r>
+              <w:rPr>
+                <w:rFonts w:ascii="Consolas" w:hAnsi="Consolas" w:cs="Consolas"/>
+                <w:sz w:val="20"/>
+                <w:szCs w:val="20"/>
+                <w:lang w:val="en-US"/>
+              </w:rPr>
+              <w:t>           ... </w:t>
+            </w:r>
+          </w:p>
+        </w:tc>
+      </w:tr>
+      <w:tr>
+        <w:tc>
+          <w:tcPr>
+            <w:tcW w:w="4815" w:type="dxa"/>
+          </w:tcPr>
+          <w:p>
+            <w:pPr>
+              <w:rPr>
+                <w:rFonts w:ascii="Consolas" w:hAnsi="Consolas" w:cs="Consolas"/>
+                <w:sz w:val="20"/>
+                <w:szCs w:val="20"/>
+                <w:lang w:val="en-US"/>
+              </w:rPr>
+            </w:pPr>
+            <w:r>
+              <w:rPr>
+                <w:rFonts w:ascii="Consolas" w:hAnsi="Consolas" w:cs="Consolas"/>
+                <w:sz w:val="20"/>
+                <w:szCs w:val="20"/>
+                <w:lang w:val="en-US"/>
+              </w:rPr>
+              <w:t>[End] </w:t>
+            </w:r>
+          </w:p>
+        </w:tc>
+        <w:tc>
+          <w:tcPr>
+            <w:tcW w:w="4815" w:type="dxa"/>
+          </w:tcPr>
+          <w:p>
+            <w:pPr>
+              <w:rPr>
+                <w:rFonts w:ascii="Consolas" w:hAnsi="Consolas" w:cs="Consolas"/>
+                <w:sz w:val="20"/>
+                <w:szCs w:val="20"/>
+                <w:lang w:val="en-US"/>
+              </w:rPr>
+            </w:pPr>
+            <w:r>
+              <w:rPr>
+                <w:rFonts w:ascii="Consolas" w:hAnsi="Consolas" w:cs="Consolas"/>
+                <w:sz w:val="20"/>
+                <w:szCs w:val="20"/>
+                <w:lang w:val="en-US"/>
+              </w:rPr>
+              <w:t>[End] </w:t>
+            </w:r>
+          </w:p>
+        </w:tc>
+      </w:tr>
+      <w:tr>
+        <w:tc>
+          <w:tcPr>
+            <w:tcW w:w="4815" w:type="dxa"/>
+          </w:tcPr>
+          <w:p>
+            <w:pPr>
+              <w:rPr>
+                <w:rFonts w:ascii="Consolas" w:hAnsi="Consolas" w:cs="Consolas"/>
+                <w:color w:val="C00000"/>
+                <w:sz w:val="20"/>
+                <w:szCs w:val="20"/>
+                <w:lang w:val="en-US"/>
+              </w:rPr>
+            </w:pPr>
+            <w:r>
+              <w:rPr>
+                <w:rFonts w:ascii="Consolas" w:hAnsi="Consolas" w:cs="Consolas"/>
+                <w:color w:val="C00000"/>
+                <w:sz w:val="20"/>
+                <w:szCs w:val="20"/>
+                <w:lang w:val="en-US"/>
+              </w:rPr>
+              <w:t>[Trace] </w:t>
+            </w:r>
+          </w:p>
+        </w:tc>
+        <w:tc>
+          <w:tcPr>
+            <w:tcW w:w="4815" w:type="dxa"/>
+          </w:tcPr>
+          <w:p>
+            <w:pPr>
+              <w:rPr>
+                <w:rFonts w:ascii="Consolas" w:hAnsi="Consolas" w:cs="Consolas"/>
+                <w:sz w:val="20"/>
+                <w:szCs w:val="20"/>
+                <w:lang w:val="en-US"/>
+              </w:rPr>
+            </w:pPr>
+            <w:r>
+              <w:rPr>
+                <w:rFonts w:ascii="Consolas" w:hAnsi="Consolas" w:cs="Consolas"/>
+                <w:sz w:val="20"/>
+                <w:szCs w:val="20"/>
+                <w:lang w:val="en-US"/>
+              </w:rPr>
+              <w:t>[Trace] </w:t>
+            </w:r>
+          </w:p>
+        </w:tc>
+      </w:tr>
+      <w:tr>
+        <w:tc>
+          <w:tcPr>
+            <w:tcW w:w="4815" w:type="dxa"/>
+          </w:tcPr>
+          <w:p>
+            <w:pPr>
+              <w:rPr>
+                <w:rFonts w:ascii="Consolas" w:hAnsi="Consolas" w:cs="Consolas"/>
+                <w:color w:val="C00000"/>
+                <w:sz w:val="20"/>
+                <w:szCs w:val="20"/>
+                <w:lang w:val="en-US"/>
+              </w:rPr>
+            </w:pPr>
+            <w:r>
+              <w:rPr>
+                <w:rFonts w:ascii="Consolas" w:hAnsi="Consolas" w:cs="Consolas"/>
+                <w:color w:val="C00000"/>
+                <w:sz w:val="20"/>
+                <w:szCs w:val="20"/>
+                <w:lang w:val="en-US"/>
+              </w:rPr>
+              <w:t xml:space="preserve">        </w:t>
+            </w:r>
+            <w:proofErr w:type="spellStart"/>
+            <w:r>
+              <w:rPr>
+                <w:rFonts w:ascii="Consolas" w:hAnsi="Consolas" w:cs="Consolas"/>
+                <w:color w:val="C00000"/>
+                <w:sz w:val="20"/>
+                <w:szCs w:val="20"/>
+                <w:lang w:val="en-US"/>
+              </w:rPr>
+              <w:t>variableName</w:t>
+            </w:r>
+            <w:proofErr w:type="spellEnd"/>
+            <w:r>
+              <w:rPr>
+                <w:rFonts w:ascii="Consolas" w:hAnsi="Consolas" w:cs="Consolas"/>
+                <w:color w:val="C00000"/>
+                <w:sz w:val="20"/>
+                <w:szCs w:val="20"/>
+                <w:lang w:val="en-US"/>
+              </w:rPr>
+              <w:t xml:space="preserve"> = 'T</w:t>
+            </w:r>
+            <w:r>
+              <w:rPr>
+                <w:rFonts w:ascii="Consolas" w:hAnsi="Consolas" w:cs="Consolas"/>
+                <w:color w:val="C00000"/>
+                <w:sz w:val="20"/>
+                <w:szCs w:val="20"/>
+                <w:lang w:val="en-US"/>
+              </w:rPr>
+              <w:t>2</w:t>
+            </w:r>
+            <w:r>
+              <w:rPr>
+                <w:rFonts w:ascii="Consolas" w:hAnsi="Consolas" w:cs="Consolas"/>
+                <w:color w:val="C00000"/>
+                <w:sz w:val="20"/>
+                <w:szCs w:val="20"/>
+                <w:lang w:val="en-US"/>
+              </w:rPr>
+              <w:t>' </w:t>
+            </w:r>
+          </w:p>
+        </w:tc>
+        <w:tc>
+          <w:tcPr>
+            <w:tcW w:w="4815" w:type="dxa"/>
+          </w:tcPr>
+          <w:p>
+            <w:pPr>
+              <w:rPr>
+                <w:rFonts w:ascii="Consolas" w:hAnsi="Consolas" w:cs="Consolas"/>
+                <w:sz w:val="20"/>
+                <w:szCs w:val="20"/>
+                <w:lang w:val="en-US"/>
+              </w:rPr>
+            </w:pPr>
+            <w:r>
+              <w:rPr>
+                <w:rFonts w:ascii="Consolas" w:hAnsi="Consolas" w:cs="Consolas"/>
+                <w:sz w:val="20"/>
+                <w:szCs w:val="20"/>
+                <w:lang w:val="en-US"/>
+              </w:rPr>
+              <w:t xml:space="preserve">        </w:t>
+            </w:r>
+            <w:proofErr w:type="spellStart"/>
+            <w:r>
+              <w:rPr>
+                <w:rFonts w:ascii="Consolas" w:hAnsi="Consolas" w:cs="Consolas"/>
+                <w:sz w:val="20"/>
+                <w:szCs w:val="20"/>
+                <w:lang w:val="en-US"/>
+              </w:rPr>
+              <w:t>variableName</w:t>
+            </w:r>
+            <w:proofErr w:type="spellEnd"/>
+            <w:r>
+              <w:rPr>
+                <w:rFonts w:ascii="Consolas" w:hAnsi="Consolas" w:cs="Consolas"/>
+                <w:sz w:val="20"/>
+                <w:szCs w:val="20"/>
+                <w:lang w:val="en-US"/>
+              </w:rPr>
+              <w:t xml:space="preserve"> = 'T</w:t>
+            </w:r>
+            <w:r>
+              <w:rPr>
+                <w:rFonts w:ascii="Consolas" w:hAnsi="Consolas" w:cs="Consolas"/>
+                <w:sz w:val="20"/>
+                <w:szCs w:val="20"/>
+                <w:lang w:val="en-US"/>
+              </w:rPr>
+              <w:t>5</w:t>
+            </w:r>
+            <w:r>
+              <w:rPr>
+                <w:rFonts w:ascii="Consolas" w:hAnsi="Consolas" w:cs="Consolas"/>
+                <w:sz w:val="20"/>
+                <w:szCs w:val="20"/>
+                <w:lang w:val="en-US"/>
+              </w:rPr>
+              <w:t>' </w:t>
+            </w:r>
+          </w:p>
+        </w:tc>
+      </w:tr>
+      <w:tr>
+        <w:tc>
+          <w:tcPr>
+            <w:tcW w:w="4815" w:type="dxa"/>
+          </w:tcPr>
+          <w:p>
+            <w:pPr>
+              <w:rPr>
+                <w:rFonts w:ascii="Consolas" w:hAnsi="Consolas" w:cs="Consolas"/>
+                <w:color w:val="C00000"/>
+                <w:sz w:val="20"/>
+                <w:szCs w:val="20"/>
+                <w:lang w:val="en-US"/>
+              </w:rPr>
+            </w:pPr>
+            <w:r>
+              <w:rPr>
+                <w:rFonts w:ascii="Consolas" w:hAnsi="Consolas" w:cs="Consolas"/>
+                <w:color w:val="C00000"/>
+                <w:sz w:val="20"/>
+                <w:szCs w:val="20"/>
+                <w:lang w:val="en-US"/>
+              </w:rPr>
+              <w:t xml:space="preserve">           Overwrite = </w:t>
+            </w:r>
+            <w:r>
+              <w:rPr>
+                <w:rFonts w:ascii="Consolas" w:hAnsi="Consolas" w:cs="Consolas"/>
+                <w:color w:val="C00000"/>
+                <w:sz w:val="20"/>
+                <w:szCs w:val="20"/>
+                <w:lang w:val="en-US"/>
+              </w:rPr>
+              <w:t>1</w:t>
+            </w:r>
+            <w:r>
+              <w:rPr>
+                <w:rFonts w:ascii="Consolas" w:hAnsi="Consolas" w:cs="Consolas"/>
+                <w:color w:val="C00000"/>
+                <w:sz w:val="20"/>
+                <w:szCs w:val="20"/>
+                <w:lang w:val="en-US"/>
+              </w:rPr>
+              <w:t> </w:t>
+            </w:r>
+          </w:p>
+        </w:tc>
+        <w:tc>
+          <w:tcPr>
+            <w:tcW w:w="4815" w:type="dxa"/>
+          </w:tcPr>
+          <w:p>
+            <w:pPr>
+              <w:rPr>
+                <w:rFonts w:ascii="Consolas" w:hAnsi="Consolas" w:cs="Consolas"/>
+                <w:sz w:val="20"/>
+                <w:szCs w:val="20"/>
+                <w:lang w:val="en-US"/>
+              </w:rPr>
+            </w:pPr>
+            <w:r>
+              <w:rPr>
+                <w:rFonts w:ascii="Consolas" w:hAnsi="Consolas" w:cs="Consolas"/>
+                <w:sz w:val="20"/>
+                <w:szCs w:val="20"/>
+                <w:lang w:val="en-US"/>
+              </w:rPr>
+              <w:t>           Overwrite = 0 </w:t>
+            </w:r>
+          </w:p>
+        </w:tc>
+      </w:tr>
+      <w:tr>
+        <w:tc>
+          <w:tcPr>
+            <w:tcW w:w="4815" w:type="dxa"/>
+          </w:tcPr>
+          <w:p>
+            <w:pPr>
+              <w:rPr>
+                <w:rFonts w:ascii="Consolas" w:hAnsi="Consolas" w:cs="Consolas"/>
+                <w:color w:val="C00000"/>
+                <w:sz w:val="20"/>
+                <w:szCs w:val="20"/>
+                <w:lang w:val="en-US"/>
+              </w:rPr>
+            </w:pPr>
+            <w:r>
+              <w:rPr>
+                <w:rFonts w:ascii="Consolas" w:hAnsi="Consolas" w:cs="Consolas"/>
+                <w:color w:val="C00000"/>
+                <w:sz w:val="20"/>
+                <w:szCs w:val="20"/>
+                <w:lang w:val="en-US"/>
+              </w:rPr>
+              <w:t xml:space="preserve">             </w:t>
+            </w:r>
+            <w:r>
+              <w:rPr>
+                <w:rFonts w:ascii="Consolas" w:hAnsi="Consolas" w:cs="Consolas"/>
+                <w:color w:val="C00000"/>
+                <w:sz w:val="20"/>
+                <w:szCs w:val="20"/>
+                <w:lang w:val="en-US"/>
+              </w:rPr>
+              <w:t>comment = '</w:t>
+            </w:r>
+            <w:r>
+              <w:rPr>
+                <w:rFonts w:ascii="Consolas" w:hAnsi="Consolas" w:cs="Consolas"/>
+                <w:color w:val="C00000"/>
+                <w:sz w:val="20"/>
+                <w:szCs w:val="20"/>
+                <w:lang w:val="en-US"/>
+              </w:rPr>
+              <w:t>Duplicate</w:t>
+            </w:r>
+            <w:r>
+              <w:rPr>
+                <w:rFonts w:ascii="Consolas" w:hAnsi="Consolas" w:cs="Consolas"/>
+                <w:color w:val="C00000"/>
+                <w:sz w:val="20"/>
+                <w:szCs w:val="20"/>
+                <w:lang w:val="en-US"/>
+              </w:rPr>
+              <w:t>'</w:t>
+            </w:r>
+          </w:p>
+        </w:tc>
+        <w:tc>
+          <w:tcPr>
+            <w:tcW w:w="4815" w:type="dxa"/>
+          </w:tcPr>
+          <w:p>
+            <w:pPr>
+              <w:rPr>
+                <w:rFonts w:ascii="Consolas" w:hAnsi="Consolas" w:cs="Consolas"/>
+                <w:sz w:val="20"/>
+                <w:szCs w:val="20"/>
+                <w:lang w:val="en-US"/>
+              </w:rPr>
+            </w:pPr>
+            <w:r>
+              <w:rPr>
+                <w:rFonts w:ascii="Consolas" w:hAnsi="Consolas" w:cs="Consolas"/>
+                <w:sz w:val="20"/>
+                <w:szCs w:val="20"/>
+                <w:lang w:val="en-US"/>
+              </w:rPr>
+              <w:t>           ... </w:t>
+            </w:r>
+          </w:p>
+        </w:tc>
+      </w:tr>
+      <w:tr>
+        <w:tc>
+          <w:tcPr>
+            <w:tcW w:w="4815" w:type="dxa"/>
+          </w:tcPr>
+          <w:p>
+            <w:pPr>
+              <w:rPr>
+                <w:rFonts w:ascii="Consolas" w:hAnsi="Consolas" w:cs="Consolas"/>
+                <w:color w:val="C00000"/>
+                <w:sz w:val="20"/>
+                <w:szCs w:val="20"/>
+                <w:lang w:val="en-US"/>
+              </w:rPr>
+            </w:pPr>
+            <w:r>
+              <w:rPr>
+                <w:rFonts w:ascii="Consolas" w:hAnsi="Consolas" w:cs="Consolas"/>
+                <w:color w:val="C00000"/>
+                <w:sz w:val="20"/>
+                <w:szCs w:val="20"/>
+                <w:lang w:val="en-US"/>
+              </w:rPr>
+              <w:t>           ... </w:t>
+            </w:r>
+          </w:p>
+        </w:tc>
+        <w:tc>
+          <w:tcPr>
+            <w:tcW w:w="4815" w:type="dxa"/>
+          </w:tcPr>
+          <w:p>
+            <w:pPr>
+              <w:rPr>
+                <w:rFonts w:ascii="Consolas" w:hAnsi="Consolas" w:cs="Consolas"/>
+                <w:sz w:val="20"/>
+                <w:szCs w:val="20"/>
+                <w:lang w:val="en-US"/>
+              </w:rPr>
+            </w:pPr>
+            <w:r>
+              <w:rPr>
+                <w:rFonts w:ascii="Consolas" w:hAnsi="Consolas" w:cs="Consolas"/>
+                <w:sz w:val="20"/>
+                <w:szCs w:val="20"/>
+                <w:lang w:val="en-US"/>
+              </w:rPr>
+              <w:t>[End] </w:t>
+            </w:r>
+          </w:p>
+        </w:tc>
+      </w:tr>
+      <w:tr>
+        <w:tc>
+          <w:tcPr>
+            <w:tcW w:w="4815" w:type="dxa"/>
+          </w:tcPr>
+          <w:p>
+            <w:pPr>
+              <w:rPr>
+                <w:rFonts w:ascii="Consolas" w:hAnsi="Consolas" w:cs="Consolas"/>
+                <w:color w:val="C00000"/>
+                <w:sz w:val="20"/>
+                <w:szCs w:val="20"/>
+                <w:lang w:val="en-US"/>
+              </w:rPr>
+            </w:pPr>
+            <w:r>
+              <w:rPr>
+                <w:rFonts w:ascii="Consolas" w:hAnsi="Consolas" w:cs="Consolas"/>
+                <w:color w:val="C00000"/>
+                <w:sz w:val="20"/>
+                <w:szCs w:val="20"/>
+                <w:lang w:val="en-US"/>
+              </w:rPr>
+              <w:t>[End] </w:t>
+            </w:r>
+          </w:p>
+        </w:tc>
+        <w:tc>
+          <w:tcPr>
+            <w:tcW w:w="4815" w:type="dxa"/>
+          </w:tcPr>
+          <w:p>
+            <w:pPr>
+              <w:rPr>
+                <w:rFonts w:ascii="Consolas" w:hAnsi="Consolas" w:cs="Consolas"/>
+                <w:sz w:val="20"/>
+                <w:szCs w:val="20"/>
+                <w:lang w:val="en-US"/>
+              </w:rPr>
+            </w:pPr>
+          </w:p>
+        </w:tc>
+      </w:tr>
+      <w:tr>
+        <w:tc>
+          <w:tcPr>
+            <w:tcW w:w="4815" w:type="dxa"/>
+          </w:tcPr>
+          <w:p>
+            <w:pPr>
+              <w:rPr>
+                <w:rFonts w:ascii="Consolas" w:hAnsi="Consolas" w:cs="Consolas"/>
+                <w:sz w:val="20"/>
+                <w:szCs w:val="20"/>
+                <w:lang w:val="en-US"/>
+              </w:rPr>
+            </w:pPr>
+            <w:r>
+              <w:rPr>
+                <w:rFonts w:ascii="Consolas" w:hAnsi="Consolas" w:cs="Consolas"/>
+                <w:sz w:val="20"/>
+                <w:szCs w:val="20"/>
+                <w:lang w:val="en-US"/>
+              </w:rPr>
+              <w:t>[Trace] </w:t>
+            </w:r>
+          </w:p>
+        </w:tc>
+        <w:tc>
+          <w:tcPr>
+            <w:tcW w:w="4815" w:type="dxa"/>
+          </w:tcPr>
+          <w:p>
+            <w:pPr>
+              <w:rPr>
+                <w:rFonts w:ascii="Consolas" w:hAnsi="Consolas" w:cs="Consolas"/>
+                <w:sz w:val="20"/>
+                <w:szCs w:val="20"/>
+                <w:lang w:val="en-US"/>
+              </w:rPr>
+            </w:pPr>
+          </w:p>
+        </w:tc>
+      </w:tr>
+      <w:tr>
+        <w:tc>
+          <w:tcPr>
+            <w:tcW w:w="4815" w:type="dxa"/>
+          </w:tcPr>
+          <w:p>
+            <w:pPr>
+              <w:rPr>
+                <w:rFonts w:ascii="Consolas" w:hAnsi="Consolas" w:cs="Consolas"/>
+                <w:sz w:val="20"/>
+                <w:szCs w:val="20"/>
+                <w:lang w:val="en-US"/>
+              </w:rPr>
+            </w:pPr>
+            <w:r>
+              <w:rPr>
+                <w:rFonts w:ascii="Consolas" w:hAnsi="Consolas" w:cs="Consolas"/>
+                <w:sz w:val="20"/>
+                <w:szCs w:val="20"/>
+                <w:lang w:val="en-US"/>
+              </w:rPr>
+              <w:t xml:space="preserve">        </w:t>
+            </w:r>
+            <w:proofErr w:type="spellStart"/>
+            <w:r>
+              <w:rPr>
+                <w:rFonts w:ascii="Consolas" w:hAnsi="Consolas" w:cs="Consolas"/>
+                <w:sz w:val="20"/>
+                <w:szCs w:val="20"/>
+                <w:lang w:val="en-US"/>
+              </w:rPr>
+              <w:t>variableName</w:t>
+            </w:r>
+            <w:proofErr w:type="spellEnd"/>
+            <w:r>
+              <w:rPr>
+                <w:rFonts w:ascii="Consolas" w:hAnsi="Consolas" w:cs="Consolas"/>
+                <w:sz w:val="20"/>
+                <w:szCs w:val="20"/>
+                <w:lang w:val="en-US"/>
+              </w:rPr>
+              <w:t xml:space="preserve"> = 'T</w:t>
+            </w:r>
+            <w:r>
+              <w:rPr>
+                <w:rFonts w:ascii="Consolas" w:hAnsi="Consolas" w:cs="Consolas"/>
+                <w:sz w:val="20"/>
+                <w:szCs w:val="20"/>
+                <w:lang w:val="en-US"/>
+              </w:rPr>
+              <w:t>5</w:t>
+            </w:r>
+            <w:r>
+              <w:rPr>
+                <w:rFonts w:ascii="Consolas" w:hAnsi="Consolas" w:cs="Consolas"/>
+                <w:sz w:val="20"/>
+                <w:szCs w:val="20"/>
+                <w:lang w:val="en-US"/>
+              </w:rPr>
+              <w:t>' </w:t>
+            </w:r>
+          </w:p>
+        </w:tc>
+        <w:tc>
+          <w:tcPr>
+            <w:tcW w:w="4815" w:type="dxa"/>
+          </w:tcPr>
+          <w:p>
+            <w:pPr>
+              <w:rPr>
+                <w:rFonts w:ascii="Consolas" w:hAnsi="Consolas" w:cs="Consolas"/>
+                <w:sz w:val="20"/>
+                <w:szCs w:val="20"/>
+                <w:lang w:val="en-US"/>
+              </w:rPr>
+            </w:pPr>
+            <w:r>
+              <w:rPr>
+                <w:rFonts w:ascii="Consolas" w:hAnsi="Consolas" w:cs="Consolas"/>
+                <w:sz w:val="20"/>
+                <w:szCs w:val="20"/>
+                <w:lang w:val="en-US"/>
+              </w:rPr>
+              <w:t xml:space="preserve">        </w:t>
+            </w:r>
+          </w:p>
+        </w:tc>
+      </w:tr>
+      <w:tr>
+        <w:tc>
+          <w:tcPr>
+            <w:tcW w:w="4815" w:type="dxa"/>
+          </w:tcPr>
+          <w:p>
+            <w:pPr>
+              <w:rPr>
+                <w:rFonts w:ascii="Consolas" w:hAnsi="Consolas" w:cs="Consolas"/>
+                <w:sz w:val="20"/>
+                <w:szCs w:val="20"/>
+                <w:lang w:val="en-US"/>
+              </w:rPr>
+            </w:pPr>
+            <w:r>
+              <w:rPr>
+                <w:rFonts w:ascii="Consolas" w:hAnsi="Consolas" w:cs="Consolas"/>
+                <w:sz w:val="20"/>
+                <w:szCs w:val="20"/>
+                <w:lang w:val="en-US"/>
+              </w:rPr>
               <w:lastRenderedPageBreak/>
-              <w:t>           Overwrite = 0 </w:t>
-            </w:r>
-          </w:p>
-        </w:tc>
-        <w:tc>
-          <w:tcPr>
-            <w:tcW w:w="4815" w:type="dxa"/>
-          </w:tcPr>
-          <w:p>
-            <w:pPr>
-              <w:rPr>
-                <w:rFonts w:ascii="Consolas" w:hAnsi="Consolas" w:cs="Consolas"/>
-                <w:color w:val="C00000"/>
-                <w:sz w:val="20"/>
-                <w:szCs w:val="20"/>
-                <w:lang w:val="en-US"/>
-              </w:rPr>
-            </w:pPr>
-            <w:r>
-              <w:rPr>
-                <w:rFonts w:ascii="Consolas" w:hAnsi="Consolas" w:cs="Consolas"/>
-                <w:color w:val="C00000"/>
-                <w:sz w:val="20"/>
-                <w:szCs w:val="20"/>
-                <w:lang w:val="en-US"/>
-              </w:rPr>
-              <w:t xml:space="preserve">           Overwrite = </w:t>
-            </w:r>
-            <w:r>
-              <w:rPr>
-                <w:rFonts w:ascii="Consolas" w:hAnsi="Consolas" w:cs="Consolas"/>
-                <w:color w:val="C00000"/>
-                <w:sz w:val="20"/>
-                <w:szCs w:val="20"/>
-                <w:lang w:val="en-US"/>
-              </w:rPr>
-              <w:t>1</w:t>
-            </w:r>
-            <w:r>
-              <w:rPr>
-                <w:rFonts w:ascii="Consolas" w:hAnsi="Consolas" w:cs="Consolas"/>
-                <w:color w:val="C00000"/>
-                <w:sz w:val="20"/>
-                <w:szCs w:val="20"/>
-                <w:lang w:val="en-US"/>
-              </w:rPr>
-              <w:t> </w:t>
-            </w:r>
-          </w:p>
-        </w:tc>
-      </w:tr>
-      <w:tr>
-        <w:tc>
-          <w:tcPr>
-            <w:tcW w:w="4815" w:type="dxa"/>
-          </w:tcPr>
-          <w:p>
-            <w:pPr>
-              <w:rPr>
-                <w:rFonts w:ascii="Consolas" w:hAnsi="Consolas" w:cs="Consolas"/>
-                <w:color w:val="70AD47" w:themeColor="accent6"/>
-                <w:sz w:val="20"/>
-                <w:szCs w:val="20"/>
-                <w:lang w:val="en-US"/>
-              </w:rPr>
-            </w:pPr>
-            <w:r>
-              <w:rPr>
-                <w:rFonts w:ascii="Consolas" w:hAnsi="Consolas" w:cs="Consolas"/>
-                <w:color w:val="70AD47" w:themeColor="accent6"/>
-                <w:sz w:val="20"/>
-                <w:szCs w:val="20"/>
-                <w:lang w:val="en-US"/>
-              </w:rPr>
-              <w:t>           comment = 'Original' </w:t>
-            </w:r>
-          </w:p>
-        </w:tc>
-        <w:tc>
-          <w:tcPr>
-            <w:tcW w:w="4815" w:type="dxa"/>
-          </w:tcPr>
-          <w:p>
-            <w:pPr>
-              <w:rPr>
-                <w:rFonts w:ascii="Consolas" w:hAnsi="Consolas" w:cs="Consolas"/>
-                <w:color w:val="C00000"/>
-                <w:sz w:val="20"/>
-                <w:szCs w:val="20"/>
-                <w:lang w:val="en-US"/>
-              </w:rPr>
-            </w:pPr>
-            <w:r>
-              <w:rPr>
-                <w:rFonts w:ascii="Consolas" w:hAnsi="Consolas" w:cs="Consolas"/>
-                <w:color w:val="C00000"/>
-                <w:sz w:val="20"/>
-                <w:szCs w:val="20"/>
-                <w:lang w:val="en-US"/>
-              </w:rPr>
-              <w:t>           comment = '</w:t>
-            </w:r>
-            <w:r>
-              <w:rPr>
-                <w:rFonts w:ascii="Consolas" w:hAnsi="Consolas" w:cs="Consolas"/>
-                <w:color w:val="C00000"/>
-                <w:sz w:val="20"/>
-                <w:szCs w:val="20"/>
-                <w:lang w:val="en-US"/>
-              </w:rPr>
-              <w:t>Duplicate</w:t>
-            </w:r>
-            <w:r>
-              <w:rPr>
-                <w:rFonts w:ascii="Consolas" w:hAnsi="Consolas" w:cs="Consolas"/>
-                <w:color w:val="C00000"/>
-                <w:sz w:val="20"/>
-                <w:szCs w:val="20"/>
-                <w:lang w:val="en-US"/>
-              </w:rPr>
-              <w:t>' </w:t>
-            </w:r>
-          </w:p>
-        </w:tc>
-      </w:tr>
-      <w:tr>
-        <w:tc>
-          <w:tcPr>
-            <w:tcW w:w="4815" w:type="dxa"/>
-          </w:tcPr>
-          <w:p>
-            <w:pPr>
-              <w:rPr>
-                <w:rFonts w:ascii="Consolas" w:hAnsi="Consolas" w:cs="Consolas"/>
-                <w:color w:val="70AD47" w:themeColor="accent6"/>
-                <w:sz w:val="20"/>
-                <w:szCs w:val="20"/>
-                <w:lang w:val="en-US"/>
-              </w:rPr>
-            </w:pPr>
-            <w:r>
-              <w:rPr>
-                <w:rFonts w:ascii="Consolas" w:hAnsi="Consolas" w:cs="Consolas"/>
-                <w:color w:val="70AD47" w:themeColor="accent6"/>
-                <w:sz w:val="20"/>
-                <w:szCs w:val="20"/>
-                <w:lang w:val="en-US"/>
-              </w:rPr>
-              <w:t>           ... </w:t>
-            </w:r>
-          </w:p>
-        </w:tc>
-        <w:tc>
-          <w:tcPr>
-            <w:tcW w:w="4815" w:type="dxa"/>
-          </w:tcPr>
-          <w:p>
-            <w:pPr>
-              <w:rPr>
-                <w:rFonts w:ascii="Consolas" w:hAnsi="Consolas" w:cs="Consolas"/>
-                <w:color w:val="C00000"/>
-                <w:sz w:val="20"/>
-                <w:szCs w:val="20"/>
-                <w:lang w:val="en-US"/>
-              </w:rPr>
-            </w:pPr>
-            <w:r>
-              <w:rPr>
-                <w:rFonts w:ascii="Consolas" w:hAnsi="Consolas" w:cs="Consolas"/>
-                <w:color w:val="C00000"/>
-                <w:sz w:val="20"/>
-                <w:szCs w:val="20"/>
-                <w:lang w:val="en-US"/>
-              </w:rPr>
-              <w:t>           ... </w:t>
-            </w:r>
-          </w:p>
-        </w:tc>
-      </w:tr>
-      <w:tr>
-        <w:tc>
-          <w:tcPr>
-            <w:tcW w:w="4815" w:type="dxa"/>
-          </w:tcPr>
-          <w:p>
-            <w:pPr>
-              <w:rPr>
-                <w:rFonts w:ascii="Consolas" w:hAnsi="Consolas" w:cs="Consolas"/>
-                <w:color w:val="70AD47" w:themeColor="accent6"/>
-                <w:sz w:val="20"/>
-                <w:szCs w:val="20"/>
-                <w:lang w:val="en-US"/>
-              </w:rPr>
-            </w:pPr>
-            <w:r>
-              <w:rPr>
-                <w:rFonts w:ascii="Consolas" w:hAnsi="Consolas" w:cs="Consolas"/>
-                <w:color w:val="70AD47" w:themeColor="accent6"/>
-                <w:sz w:val="20"/>
-                <w:szCs w:val="20"/>
-                <w:lang w:val="en-US"/>
-              </w:rPr>
-              <w:t>[End] </w:t>
-            </w:r>
-          </w:p>
-        </w:tc>
-        <w:tc>
-          <w:tcPr>
-            <w:tcW w:w="4815" w:type="dxa"/>
-          </w:tcPr>
-          <w:p>
-            <w:pPr>
-              <w:rPr>
-                <w:rFonts w:ascii="Consolas" w:hAnsi="Consolas" w:cs="Consolas"/>
-                <w:color w:val="C00000"/>
-                <w:sz w:val="20"/>
-                <w:szCs w:val="20"/>
-                <w:lang w:val="en-US"/>
-              </w:rPr>
-            </w:pPr>
-            <w:r>
-              <w:rPr>
-                <w:rFonts w:ascii="Consolas" w:hAnsi="Consolas" w:cs="Consolas"/>
-                <w:color w:val="C00000"/>
-                <w:sz w:val="20"/>
-                <w:szCs w:val="20"/>
-                <w:lang w:val="en-US"/>
-              </w:rPr>
-              <w:t>[End] </w:t>
-            </w:r>
-          </w:p>
-        </w:tc>
-      </w:tr>
-      <w:tr>
-        <w:tc>
-          <w:tcPr>
-            <w:tcW w:w="4815" w:type="dxa"/>
-          </w:tcPr>
-          <w:p>
-            <w:pPr>
-              <w:rPr>
-                <w:rFonts w:ascii="Consolas" w:hAnsi="Consolas" w:cs="Consolas"/>
-                <w:sz w:val="20"/>
-                <w:szCs w:val="20"/>
-                <w:lang w:val="en-US"/>
-              </w:rPr>
-            </w:pPr>
-            <w:r>
-              <w:rPr>
-                <w:rFonts w:ascii="Consolas" w:hAnsi="Consolas" w:cs="Consolas"/>
-                <w:sz w:val="20"/>
-                <w:szCs w:val="20"/>
-                <w:lang w:val="en-US"/>
-              </w:rPr>
-              <w:t>[Trace] </w:t>
-            </w:r>
-          </w:p>
-        </w:tc>
-        <w:tc>
-          <w:tcPr>
-            <w:tcW w:w="4815" w:type="dxa"/>
-          </w:tcPr>
-          <w:p>
-            <w:pPr>
-              <w:rPr>
-                <w:rFonts w:ascii="Consolas" w:hAnsi="Consolas" w:cs="Consolas"/>
-                <w:sz w:val="20"/>
-                <w:szCs w:val="20"/>
-                <w:lang w:val="en-US"/>
-              </w:rPr>
-            </w:pPr>
-            <w:r>
-              <w:rPr>
-                <w:rFonts w:ascii="Consolas" w:hAnsi="Consolas" w:cs="Consolas"/>
-                <w:sz w:val="20"/>
-                <w:szCs w:val="20"/>
-                <w:lang w:val="en-US"/>
-              </w:rPr>
-              <w:t>[Trace] </w:t>
-            </w:r>
-          </w:p>
-        </w:tc>
-      </w:tr>
-      <w:tr>
-        <w:tc>
-          <w:tcPr>
-            <w:tcW w:w="4815" w:type="dxa"/>
-          </w:tcPr>
-          <w:p>
-            <w:pPr>
-              <w:rPr>
-                <w:rFonts w:ascii="Consolas" w:hAnsi="Consolas" w:cs="Consolas"/>
-                <w:sz w:val="20"/>
-                <w:szCs w:val="20"/>
-                <w:lang w:val="en-US"/>
-              </w:rPr>
-            </w:pPr>
-            <w:r>
-              <w:rPr>
-                <w:rFonts w:ascii="Consolas" w:hAnsi="Consolas" w:cs="Consolas"/>
-                <w:sz w:val="20"/>
-                <w:szCs w:val="20"/>
-                <w:lang w:val="en-US"/>
-              </w:rPr>
-              <w:t xml:space="preserve">        </w:t>
-            </w:r>
-            <w:proofErr w:type="spellStart"/>
-            <w:r>
-              <w:rPr>
-                <w:rFonts w:ascii="Consolas" w:hAnsi="Consolas" w:cs="Consolas"/>
-                <w:sz w:val="20"/>
-                <w:szCs w:val="20"/>
-                <w:lang w:val="en-US"/>
-              </w:rPr>
-              <w:t>variableName</w:t>
-            </w:r>
-            <w:proofErr w:type="spellEnd"/>
-            <w:r>
-              <w:rPr>
-                <w:rFonts w:ascii="Consolas" w:hAnsi="Consolas" w:cs="Consolas"/>
-                <w:sz w:val="20"/>
-                <w:szCs w:val="20"/>
-                <w:lang w:val="en-US"/>
-              </w:rPr>
-              <w:t xml:space="preserve"> = 'T3' </w:t>
-            </w:r>
-          </w:p>
-        </w:tc>
-        <w:tc>
-          <w:tcPr>
-            <w:tcW w:w="4815" w:type="dxa"/>
-          </w:tcPr>
-          <w:p>
-            <w:pPr>
-              <w:rPr>
-                <w:rFonts w:ascii="Consolas" w:hAnsi="Consolas" w:cs="Consolas"/>
-                <w:sz w:val="20"/>
-                <w:szCs w:val="20"/>
-                <w:lang w:val="en-US"/>
-              </w:rPr>
-            </w:pPr>
-            <w:r>
-              <w:rPr>
-                <w:rFonts w:ascii="Consolas" w:hAnsi="Consolas" w:cs="Consolas"/>
-                <w:sz w:val="20"/>
-                <w:szCs w:val="20"/>
-                <w:lang w:val="en-US"/>
-              </w:rPr>
-              <w:t xml:space="preserve">        </w:t>
-            </w:r>
-            <w:proofErr w:type="spellStart"/>
-            <w:r>
-              <w:rPr>
-                <w:rFonts w:ascii="Consolas" w:hAnsi="Consolas" w:cs="Consolas"/>
-                <w:sz w:val="20"/>
-                <w:szCs w:val="20"/>
-                <w:lang w:val="en-US"/>
-              </w:rPr>
-              <w:t>variableName</w:t>
-            </w:r>
-            <w:proofErr w:type="spellEnd"/>
-            <w:r>
-              <w:rPr>
-                <w:rFonts w:ascii="Consolas" w:hAnsi="Consolas" w:cs="Consolas"/>
-                <w:sz w:val="20"/>
-                <w:szCs w:val="20"/>
-                <w:lang w:val="en-US"/>
-              </w:rPr>
-              <w:t xml:space="preserve"> = 'T3' </w:t>
-            </w:r>
-          </w:p>
-        </w:tc>
-      </w:tr>
-      <w:tr>
-        <w:tc>
-          <w:tcPr>
-            <w:tcW w:w="4815" w:type="dxa"/>
-          </w:tcPr>
-          <w:p>
-            <w:pPr>
-              <w:rPr>
-                <w:rFonts w:ascii="Consolas" w:hAnsi="Consolas" w:cs="Consolas"/>
-                <w:sz w:val="20"/>
-                <w:szCs w:val="20"/>
-                <w:lang w:val="en-US"/>
-              </w:rPr>
-            </w:pPr>
-            <w:r>
-              <w:rPr>
-                <w:rFonts w:ascii="Consolas" w:hAnsi="Consolas" w:cs="Consolas"/>
-                <w:sz w:val="20"/>
-                <w:szCs w:val="20"/>
-                <w:lang w:val="en-US"/>
-              </w:rPr>
-              <w:t>           Overwrite = 0 </w:t>
-            </w:r>
-          </w:p>
-        </w:tc>
-        <w:tc>
-          <w:tcPr>
-            <w:tcW w:w="4815" w:type="dxa"/>
-          </w:tcPr>
-          <w:p>
-            <w:pPr>
-              <w:rPr>
-                <w:rFonts w:ascii="Consolas" w:hAnsi="Consolas" w:cs="Consolas"/>
-                <w:sz w:val="20"/>
-                <w:szCs w:val="20"/>
-                <w:lang w:val="en-US"/>
-              </w:rPr>
-            </w:pPr>
-            <w:r>
-              <w:rPr>
-                <w:rFonts w:ascii="Consolas" w:hAnsi="Consolas" w:cs="Consolas"/>
-                <w:sz w:val="20"/>
-                <w:szCs w:val="20"/>
-                <w:lang w:val="en-US"/>
-              </w:rPr>
-              <w:t>           Overwrite = 0 </w:t>
-            </w:r>
-          </w:p>
-        </w:tc>
-      </w:tr>
-      <w:tr>
-        <w:tc>
-          <w:tcPr>
-            <w:tcW w:w="4815" w:type="dxa"/>
-          </w:tcPr>
-          <w:p>
-            <w:pPr>
-              <w:rPr>
-                <w:rFonts w:ascii="Consolas" w:hAnsi="Consolas" w:cs="Consolas"/>
-                <w:sz w:val="20"/>
-                <w:szCs w:val="20"/>
-                <w:lang w:val="en-US"/>
-              </w:rPr>
-            </w:pPr>
-            <w:r>
-              <w:rPr>
-                <w:rFonts w:ascii="Consolas" w:hAnsi="Consolas" w:cs="Consolas"/>
-                <w:sz w:val="20"/>
-                <w:szCs w:val="20"/>
-                <w:lang w:val="en-US"/>
-              </w:rPr>
-              <w:t>           ... </w:t>
-            </w:r>
-          </w:p>
-        </w:tc>
-        <w:tc>
-          <w:tcPr>
-            <w:tcW w:w="4815" w:type="dxa"/>
-          </w:tcPr>
-          <w:p>
-            <w:pPr>
-              <w:rPr>
-                <w:rFonts w:ascii="Consolas" w:hAnsi="Consolas" w:cs="Consolas"/>
-                <w:sz w:val="20"/>
-                <w:szCs w:val="20"/>
-                <w:lang w:val="en-US"/>
-              </w:rPr>
-            </w:pPr>
-            <w:r>
-              <w:rPr>
-                <w:rFonts w:ascii="Consolas" w:hAnsi="Consolas" w:cs="Consolas"/>
-                <w:sz w:val="20"/>
-                <w:szCs w:val="20"/>
-                <w:lang w:val="en-US"/>
-              </w:rPr>
-              <w:t>           ... </w:t>
-            </w:r>
-          </w:p>
-        </w:tc>
-      </w:tr>
-      <w:tr>
-        <w:tc>
-          <w:tcPr>
-            <w:tcW w:w="4815" w:type="dxa"/>
-          </w:tcPr>
-          <w:p>
-            <w:pPr>
-              <w:rPr>
-                <w:rFonts w:ascii="Consolas" w:hAnsi="Consolas" w:cs="Consolas"/>
-                <w:sz w:val="20"/>
-                <w:szCs w:val="20"/>
-                <w:lang w:val="en-US"/>
-              </w:rPr>
-            </w:pPr>
-            <w:r>
-              <w:rPr>
-                <w:rFonts w:ascii="Consolas" w:hAnsi="Consolas" w:cs="Consolas"/>
-                <w:sz w:val="20"/>
-                <w:szCs w:val="20"/>
-                <w:lang w:val="en-US"/>
-              </w:rPr>
-              <w:t>[End] </w:t>
-            </w:r>
-          </w:p>
-        </w:tc>
-        <w:tc>
-          <w:tcPr>
-            <w:tcW w:w="4815" w:type="dxa"/>
-          </w:tcPr>
-          <w:p>
-            <w:pPr>
-              <w:rPr>
-                <w:rFonts w:ascii="Consolas" w:hAnsi="Consolas" w:cs="Consolas"/>
-                <w:sz w:val="20"/>
-                <w:szCs w:val="20"/>
-                <w:lang w:val="en-US"/>
-              </w:rPr>
-            </w:pPr>
-            <w:r>
-              <w:rPr>
-                <w:rFonts w:ascii="Consolas" w:hAnsi="Consolas" w:cs="Consolas"/>
-                <w:sz w:val="20"/>
-                <w:szCs w:val="20"/>
-                <w:lang w:val="en-US"/>
-              </w:rPr>
-              <w:t>[End] </w:t>
-            </w:r>
-          </w:p>
-        </w:tc>
-      </w:tr>
-      <w:tr>
-        <w:tc>
-          <w:tcPr>
-            <w:tcW w:w="4815" w:type="dxa"/>
-          </w:tcPr>
-          <w:p>
-            <w:pPr>
-              <w:rPr>
-                <w:rFonts w:ascii="Consolas" w:hAnsi="Consolas" w:cs="Consolas"/>
-                <w:sz w:val="20"/>
-                <w:szCs w:val="20"/>
-                <w:lang w:val="en-US"/>
-              </w:rPr>
-            </w:pPr>
-            <w:r>
-              <w:rPr>
-                <w:rFonts w:ascii="Consolas" w:hAnsi="Consolas" w:cs="Consolas"/>
-                <w:sz w:val="20"/>
-                <w:szCs w:val="20"/>
-                <w:lang w:val="en-US"/>
-              </w:rPr>
-              <w:t>[Trace] </w:t>
-            </w:r>
-          </w:p>
-        </w:tc>
-        <w:tc>
-          <w:tcPr>
-            <w:tcW w:w="4815" w:type="dxa"/>
-          </w:tcPr>
-          <w:p>
-            <w:pPr>
-              <w:rPr>
-                <w:rFonts w:ascii="Consolas" w:hAnsi="Consolas" w:cs="Consolas"/>
-                <w:sz w:val="20"/>
-                <w:szCs w:val="20"/>
-                <w:lang w:val="en-US"/>
-              </w:rPr>
-            </w:pPr>
-            <w:r>
-              <w:rPr>
-                <w:rFonts w:ascii="Consolas" w:hAnsi="Consolas" w:cs="Consolas"/>
-                <w:sz w:val="20"/>
-                <w:szCs w:val="20"/>
-                <w:lang w:val="en-US"/>
-              </w:rPr>
-              <w:t>[Trace] </w:t>
-            </w:r>
-          </w:p>
-        </w:tc>
-      </w:tr>
-      <w:tr>
-        <w:tc>
-          <w:tcPr>
-            <w:tcW w:w="4815" w:type="dxa"/>
-          </w:tcPr>
-          <w:p>
-            <w:pPr>
-              <w:rPr>
-                <w:rFonts w:ascii="Consolas" w:hAnsi="Consolas" w:cs="Consolas"/>
-                <w:sz w:val="20"/>
-                <w:szCs w:val="20"/>
-                <w:lang w:val="en-US"/>
-              </w:rPr>
-            </w:pPr>
-            <w:r>
-              <w:rPr>
-                <w:rFonts w:ascii="Consolas" w:hAnsi="Consolas" w:cs="Consolas"/>
-                <w:sz w:val="20"/>
-                <w:szCs w:val="20"/>
-                <w:lang w:val="en-US"/>
-              </w:rPr>
-              <w:t xml:space="preserve">        </w:t>
-            </w:r>
-            <w:proofErr w:type="spellStart"/>
-            <w:r>
-              <w:rPr>
-                <w:rFonts w:ascii="Consolas" w:hAnsi="Consolas" w:cs="Consolas"/>
-                <w:sz w:val="20"/>
-                <w:szCs w:val="20"/>
-                <w:lang w:val="en-US"/>
-              </w:rPr>
-              <w:t>variableName</w:t>
-            </w:r>
-            <w:proofErr w:type="spellEnd"/>
-            <w:r>
-              <w:rPr>
-                <w:rFonts w:ascii="Consolas" w:hAnsi="Consolas" w:cs="Consolas"/>
-                <w:sz w:val="20"/>
-                <w:szCs w:val="20"/>
-                <w:lang w:val="en-US"/>
-              </w:rPr>
-              <w:t xml:space="preserve"> = 'T4' </w:t>
-            </w:r>
-          </w:p>
-        </w:tc>
-        <w:tc>
-          <w:tcPr>
-            <w:tcW w:w="4815" w:type="dxa"/>
-          </w:tcPr>
-          <w:p>
-            <w:pPr>
-              <w:rPr>
-                <w:rFonts w:ascii="Consolas" w:hAnsi="Consolas" w:cs="Consolas"/>
-                <w:sz w:val="20"/>
-                <w:szCs w:val="20"/>
-                <w:lang w:val="en-US"/>
-              </w:rPr>
-            </w:pPr>
-            <w:r>
-              <w:rPr>
-                <w:rFonts w:ascii="Consolas" w:hAnsi="Consolas" w:cs="Consolas"/>
-                <w:sz w:val="20"/>
-                <w:szCs w:val="20"/>
-                <w:lang w:val="en-US"/>
-              </w:rPr>
-              <w:t xml:space="preserve">        </w:t>
-            </w:r>
-            <w:proofErr w:type="spellStart"/>
-            <w:r>
-              <w:rPr>
-                <w:rFonts w:ascii="Consolas" w:hAnsi="Consolas" w:cs="Consolas"/>
-                <w:sz w:val="20"/>
-                <w:szCs w:val="20"/>
-                <w:lang w:val="en-US"/>
-              </w:rPr>
-              <w:t>variableName</w:t>
-            </w:r>
-            <w:proofErr w:type="spellEnd"/>
-            <w:r>
-              <w:rPr>
-                <w:rFonts w:ascii="Consolas" w:hAnsi="Consolas" w:cs="Consolas"/>
-                <w:sz w:val="20"/>
-                <w:szCs w:val="20"/>
-                <w:lang w:val="en-US"/>
-              </w:rPr>
-              <w:t xml:space="preserve"> = 'T4' </w:t>
-            </w:r>
-          </w:p>
-        </w:tc>
-      </w:tr>
-      <w:tr>
-        <w:tc>
-          <w:tcPr>
-            <w:tcW w:w="4815" w:type="dxa"/>
-          </w:tcPr>
-          <w:p>
-            <w:pPr>
-              <w:rPr>
-                <w:rFonts w:ascii="Consolas" w:hAnsi="Consolas" w:cs="Consolas"/>
-                <w:sz w:val="20"/>
-                <w:szCs w:val="20"/>
-                <w:lang w:val="en-US"/>
-              </w:rPr>
-            </w:pPr>
-            <w:r>
-              <w:rPr>
-                <w:rFonts w:ascii="Consolas" w:hAnsi="Consolas" w:cs="Consolas"/>
-                <w:sz w:val="20"/>
-                <w:szCs w:val="20"/>
-                <w:lang w:val="en-US"/>
-              </w:rPr>
-              <w:t>           Overwrite = 0 </w:t>
-            </w:r>
-          </w:p>
-        </w:tc>
-        <w:tc>
-          <w:tcPr>
-            <w:tcW w:w="4815" w:type="dxa"/>
-          </w:tcPr>
-          <w:p>
-            <w:pPr>
-              <w:rPr>
-                <w:rFonts w:ascii="Consolas" w:hAnsi="Consolas" w:cs="Consolas"/>
-                <w:sz w:val="20"/>
-                <w:szCs w:val="20"/>
-                <w:lang w:val="en-US"/>
-              </w:rPr>
-            </w:pPr>
-            <w:r>
-              <w:rPr>
-                <w:rFonts w:ascii="Consolas" w:hAnsi="Consolas" w:cs="Consolas"/>
-                <w:sz w:val="20"/>
-                <w:szCs w:val="20"/>
-                <w:lang w:val="en-US"/>
-              </w:rPr>
-              <w:t>           Overwrite = 0 </w:t>
-            </w:r>
-          </w:p>
-        </w:tc>
-      </w:tr>
-      <w:tr>
-        <w:tc>
-          <w:tcPr>
-            <w:tcW w:w="4815" w:type="dxa"/>
-          </w:tcPr>
-          <w:p>
-            <w:pPr>
-              <w:rPr>
-                <w:rFonts w:ascii="Consolas" w:hAnsi="Consolas" w:cs="Consolas"/>
-                <w:sz w:val="20"/>
-                <w:szCs w:val="20"/>
-                <w:lang w:val="en-US"/>
-              </w:rPr>
-            </w:pPr>
-            <w:r>
-              <w:rPr>
-                <w:rFonts w:ascii="Consolas" w:hAnsi="Consolas" w:cs="Consolas"/>
-                <w:sz w:val="20"/>
-                <w:szCs w:val="20"/>
-                <w:lang w:val="en-US"/>
-              </w:rPr>
-              <w:t>           ... </w:t>
-            </w:r>
-          </w:p>
-        </w:tc>
-        <w:tc>
-          <w:tcPr>
-            <w:tcW w:w="4815" w:type="dxa"/>
-          </w:tcPr>
-          <w:p>
-            <w:pPr>
-              <w:rPr>
-                <w:rFonts w:ascii="Consolas" w:hAnsi="Consolas" w:cs="Consolas"/>
-                <w:sz w:val="20"/>
-                <w:szCs w:val="20"/>
-                <w:lang w:val="en-US"/>
-              </w:rPr>
-            </w:pPr>
-            <w:r>
-              <w:rPr>
-                <w:rFonts w:ascii="Consolas" w:hAnsi="Consolas" w:cs="Consolas"/>
-                <w:sz w:val="20"/>
-                <w:szCs w:val="20"/>
-                <w:lang w:val="en-US"/>
-              </w:rPr>
-              <w:t>           ... </w:t>
-            </w:r>
-          </w:p>
-        </w:tc>
-      </w:tr>
-      <w:tr>
-        <w:tc>
-          <w:tcPr>
-            <w:tcW w:w="4815" w:type="dxa"/>
-          </w:tcPr>
-          <w:p>
-            <w:pPr>
-              <w:rPr>
-                <w:rFonts w:ascii="Consolas" w:hAnsi="Consolas" w:cs="Consolas"/>
-                <w:sz w:val="20"/>
-                <w:szCs w:val="20"/>
-                <w:lang w:val="en-US"/>
-              </w:rPr>
-            </w:pPr>
-            <w:r>
-              <w:rPr>
-                <w:rFonts w:ascii="Consolas" w:hAnsi="Consolas" w:cs="Consolas"/>
-                <w:sz w:val="20"/>
-                <w:szCs w:val="20"/>
-                <w:lang w:val="en-US"/>
-              </w:rPr>
-              <w:t>[End] </w:t>
-            </w:r>
-          </w:p>
-        </w:tc>
-        <w:tc>
-          <w:tcPr>
-            <w:tcW w:w="4815" w:type="dxa"/>
-          </w:tcPr>
-          <w:p>
-            <w:pPr>
-              <w:rPr>
-                <w:rFonts w:ascii="Consolas" w:hAnsi="Consolas" w:cs="Consolas"/>
-                <w:sz w:val="20"/>
-                <w:szCs w:val="20"/>
-                <w:lang w:val="en-US"/>
-              </w:rPr>
-            </w:pPr>
-            <w:r>
-              <w:rPr>
-                <w:rFonts w:ascii="Consolas" w:hAnsi="Consolas" w:cs="Consolas"/>
-                <w:sz w:val="20"/>
-                <w:szCs w:val="20"/>
-                <w:lang w:val="en-US"/>
-              </w:rPr>
-              <w:t>[End] </w:t>
-            </w:r>
-          </w:p>
-        </w:tc>
-      </w:tr>
-      <w:tr>
-        <w:tc>
-          <w:tcPr>
-            <w:tcW w:w="4815" w:type="dxa"/>
-          </w:tcPr>
-          <w:p>
-            <w:pPr>
-              <w:rPr>
-                <w:rFonts w:ascii="Consolas" w:hAnsi="Consolas" w:cs="Consolas"/>
-                <w:color w:val="C00000"/>
-                <w:sz w:val="20"/>
-                <w:szCs w:val="20"/>
-                <w:lang w:val="en-US"/>
-              </w:rPr>
-            </w:pPr>
-            <w:r>
-              <w:rPr>
-                <w:rFonts w:ascii="Consolas" w:hAnsi="Consolas" w:cs="Consolas"/>
-                <w:color w:val="C00000"/>
-                <w:sz w:val="20"/>
-                <w:szCs w:val="20"/>
-                <w:lang w:val="en-US"/>
-              </w:rPr>
-              <w:t>[Trace] </w:t>
-            </w:r>
-          </w:p>
-        </w:tc>
-        <w:tc>
-          <w:tcPr>
-            <w:tcW w:w="4815" w:type="dxa"/>
-          </w:tcPr>
-          <w:p>
-            <w:pPr>
-              <w:rPr>
-                <w:rFonts w:ascii="Consolas" w:hAnsi="Consolas" w:cs="Consolas"/>
-                <w:sz w:val="20"/>
-                <w:szCs w:val="20"/>
-                <w:lang w:val="en-US"/>
-              </w:rPr>
-            </w:pPr>
-            <w:r>
-              <w:rPr>
-                <w:rFonts w:ascii="Consolas" w:hAnsi="Consolas" w:cs="Consolas"/>
-                <w:sz w:val="20"/>
-                <w:szCs w:val="20"/>
-                <w:lang w:val="en-US"/>
-              </w:rPr>
-              <w:t>[Trace] </w:t>
-            </w:r>
-          </w:p>
-        </w:tc>
-      </w:tr>
-      <w:tr>
-        <w:tc>
-          <w:tcPr>
-            <w:tcW w:w="4815" w:type="dxa"/>
-          </w:tcPr>
-          <w:p>
-            <w:pPr>
-              <w:rPr>
-                <w:rFonts w:ascii="Consolas" w:hAnsi="Consolas" w:cs="Consolas"/>
-                <w:color w:val="C00000"/>
-                <w:sz w:val="20"/>
-                <w:szCs w:val="20"/>
-                <w:lang w:val="en-US"/>
-              </w:rPr>
-            </w:pPr>
-            <w:r>
-              <w:rPr>
-                <w:rFonts w:ascii="Consolas" w:hAnsi="Consolas" w:cs="Consolas"/>
-                <w:color w:val="C00000"/>
-                <w:sz w:val="20"/>
-                <w:szCs w:val="20"/>
-                <w:lang w:val="en-US"/>
-              </w:rPr>
-              <w:t xml:space="preserve">        </w:t>
-            </w:r>
-            <w:proofErr w:type="spellStart"/>
-            <w:r>
-              <w:rPr>
-                <w:rFonts w:ascii="Consolas" w:hAnsi="Consolas" w:cs="Consolas"/>
-                <w:color w:val="C00000"/>
-                <w:sz w:val="20"/>
-                <w:szCs w:val="20"/>
-                <w:lang w:val="en-US"/>
-              </w:rPr>
-              <w:t>variableName</w:t>
-            </w:r>
-            <w:proofErr w:type="spellEnd"/>
-            <w:r>
-              <w:rPr>
-                <w:rFonts w:ascii="Consolas" w:hAnsi="Consolas" w:cs="Consolas"/>
-                <w:color w:val="C00000"/>
-                <w:sz w:val="20"/>
-                <w:szCs w:val="20"/>
-                <w:lang w:val="en-US"/>
-              </w:rPr>
-              <w:t xml:space="preserve"> = 'T</w:t>
-            </w:r>
-            <w:r>
-              <w:rPr>
-                <w:rFonts w:ascii="Consolas" w:hAnsi="Consolas" w:cs="Consolas"/>
-                <w:color w:val="C00000"/>
-                <w:sz w:val="20"/>
-                <w:szCs w:val="20"/>
-                <w:lang w:val="en-US"/>
-              </w:rPr>
-              <w:t>2</w:t>
-            </w:r>
-            <w:r>
-              <w:rPr>
-                <w:rFonts w:ascii="Consolas" w:hAnsi="Consolas" w:cs="Consolas"/>
-                <w:color w:val="C00000"/>
-                <w:sz w:val="20"/>
-                <w:szCs w:val="20"/>
-                <w:lang w:val="en-US"/>
-              </w:rPr>
-              <w:t>' </w:t>
-            </w:r>
-          </w:p>
-        </w:tc>
-        <w:tc>
-          <w:tcPr>
-            <w:tcW w:w="4815" w:type="dxa"/>
-          </w:tcPr>
-          <w:p>
-            <w:pPr>
-              <w:rPr>
-                <w:rFonts w:ascii="Consolas" w:hAnsi="Consolas" w:cs="Consolas"/>
-                <w:sz w:val="20"/>
-                <w:szCs w:val="20"/>
-                <w:lang w:val="en-US"/>
-              </w:rPr>
-            </w:pPr>
-            <w:r>
-              <w:rPr>
-                <w:rFonts w:ascii="Consolas" w:hAnsi="Consolas" w:cs="Consolas"/>
-                <w:sz w:val="20"/>
-                <w:szCs w:val="20"/>
-                <w:lang w:val="en-US"/>
-              </w:rPr>
-              <w:t xml:space="preserve">        </w:t>
-            </w:r>
-            <w:proofErr w:type="spellStart"/>
-            <w:r>
-              <w:rPr>
-                <w:rFonts w:ascii="Consolas" w:hAnsi="Consolas" w:cs="Consolas"/>
-                <w:sz w:val="20"/>
-                <w:szCs w:val="20"/>
-                <w:lang w:val="en-US"/>
-              </w:rPr>
-              <w:t>variableName</w:t>
-            </w:r>
-            <w:proofErr w:type="spellEnd"/>
-            <w:r>
-              <w:rPr>
-                <w:rFonts w:ascii="Consolas" w:hAnsi="Consolas" w:cs="Consolas"/>
-                <w:sz w:val="20"/>
-                <w:szCs w:val="20"/>
-                <w:lang w:val="en-US"/>
-              </w:rPr>
-              <w:t xml:space="preserve"> = 'T</w:t>
-            </w:r>
-            <w:r>
-              <w:rPr>
-                <w:rFonts w:ascii="Consolas" w:hAnsi="Consolas" w:cs="Consolas"/>
-                <w:sz w:val="20"/>
-                <w:szCs w:val="20"/>
-                <w:lang w:val="en-US"/>
-              </w:rPr>
-              <w:t>5</w:t>
-            </w:r>
-            <w:r>
-              <w:rPr>
-                <w:rFonts w:ascii="Consolas" w:hAnsi="Consolas" w:cs="Consolas"/>
-                <w:sz w:val="20"/>
-                <w:szCs w:val="20"/>
-                <w:lang w:val="en-US"/>
-              </w:rPr>
-              <w:t>' </w:t>
-            </w:r>
-          </w:p>
-        </w:tc>
-      </w:tr>
-      <w:tr>
-        <w:tc>
-          <w:tcPr>
-            <w:tcW w:w="4815" w:type="dxa"/>
-          </w:tcPr>
-          <w:p>
-            <w:pPr>
-              <w:rPr>
-                <w:rFonts w:ascii="Consolas" w:hAnsi="Consolas" w:cs="Consolas"/>
-                <w:color w:val="C00000"/>
-                <w:sz w:val="20"/>
-                <w:szCs w:val="20"/>
-                <w:lang w:val="en-US"/>
-              </w:rPr>
-            </w:pPr>
-            <w:r>
-              <w:rPr>
-                <w:rFonts w:ascii="Consolas" w:hAnsi="Consolas" w:cs="Consolas"/>
-                <w:color w:val="C00000"/>
-                <w:sz w:val="20"/>
-                <w:szCs w:val="20"/>
-                <w:lang w:val="en-US"/>
-              </w:rPr>
-              <w:t xml:space="preserve">           Overwrite = </w:t>
-            </w:r>
-            <w:r>
-              <w:rPr>
-                <w:rFonts w:ascii="Consolas" w:hAnsi="Consolas" w:cs="Consolas"/>
-                <w:color w:val="C00000"/>
-                <w:sz w:val="20"/>
-                <w:szCs w:val="20"/>
-                <w:lang w:val="en-US"/>
-              </w:rPr>
-              <w:t>1</w:t>
-            </w:r>
-            <w:r>
-              <w:rPr>
-                <w:rFonts w:ascii="Consolas" w:hAnsi="Consolas" w:cs="Consolas"/>
-                <w:color w:val="C00000"/>
-                <w:sz w:val="20"/>
-                <w:szCs w:val="20"/>
-                <w:lang w:val="en-US"/>
-              </w:rPr>
-              <w:t> </w:t>
-            </w:r>
-          </w:p>
-        </w:tc>
-        <w:tc>
-          <w:tcPr>
-            <w:tcW w:w="4815" w:type="dxa"/>
-          </w:tcPr>
-          <w:p>
-            <w:pPr>
-              <w:rPr>
-                <w:rFonts w:ascii="Consolas" w:hAnsi="Consolas" w:cs="Consolas"/>
-                <w:sz w:val="20"/>
-                <w:szCs w:val="20"/>
-                <w:lang w:val="en-US"/>
-              </w:rPr>
-            </w:pPr>
-            <w:r>
-              <w:rPr>
-                <w:rFonts w:ascii="Consolas" w:hAnsi="Consolas" w:cs="Consolas"/>
-                <w:sz w:val="20"/>
-                <w:szCs w:val="20"/>
-                <w:lang w:val="en-US"/>
-              </w:rPr>
-              <w:t>           Overwrite = 0 </w:t>
-            </w:r>
-          </w:p>
-        </w:tc>
-      </w:tr>
-      <w:tr>
-        <w:tc>
-          <w:tcPr>
-            <w:tcW w:w="4815" w:type="dxa"/>
-          </w:tcPr>
-          <w:p>
-            <w:pPr>
-              <w:rPr>
-                <w:rFonts w:ascii="Consolas" w:hAnsi="Consolas" w:cs="Consolas"/>
-                <w:color w:val="C00000"/>
-                <w:sz w:val="20"/>
-                <w:szCs w:val="20"/>
-                <w:lang w:val="en-US"/>
-              </w:rPr>
-            </w:pPr>
-            <w:r>
-              <w:rPr>
-                <w:rFonts w:ascii="Consolas" w:hAnsi="Consolas" w:cs="Consolas"/>
-                <w:color w:val="C00000"/>
-                <w:sz w:val="20"/>
-                <w:szCs w:val="20"/>
-                <w:lang w:val="en-US"/>
-              </w:rPr>
-              <w:t xml:space="preserve">             </w:t>
-            </w:r>
-            <w:r>
-              <w:rPr>
-                <w:rFonts w:ascii="Consolas" w:hAnsi="Consolas" w:cs="Consolas"/>
-                <w:color w:val="C00000"/>
-                <w:sz w:val="20"/>
-                <w:szCs w:val="20"/>
-                <w:lang w:val="en-US"/>
-              </w:rPr>
-              <w:t>comment = '</w:t>
-            </w:r>
-            <w:r>
-              <w:rPr>
-                <w:rFonts w:ascii="Consolas" w:hAnsi="Consolas" w:cs="Consolas"/>
-                <w:color w:val="C00000"/>
-                <w:sz w:val="20"/>
-                <w:szCs w:val="20"/>
-                <w:lang w:val="en-US"/>
-              </w:rPr>
-              <w:t>Duplicate</w:t>
-            </w:r>
-            <w:r>
-              <w:rPr>
-                <w:rFonts w:ascii="Consolas" w:hAnsi="Consolas" w:cs="Consolas"/>
-                <w:color w:val="C00000"/>
-                <w:sz w:val="20"/>
-                <w:szCs w:val="20"/>
-                <w:lang w:val="en-US"/>
-              </w:rPr>
-              <w:t>'</w:t>
-            </w:r>
-          </w:p>
-        </w:tc>
-        <w:tc>
-          <w:tcPr>
-            <w:tcW w:w="4815" w:type="dxa"/>
-          </w:tcPr>
-          <w:p>
-            <w:pPr>
-              <w:rPr>
-                <w:rFonts w:ascii="Consolas" w:hAnsi="Consolas" w:cs="Consolas"/>
-                <w:sz w:val="20"/>
-                <w:szCs w:val="20"/>
-                <w:lang w:val="en-US"/>
-              </w:rPr>
-            </w:pPr>
-            <w:r>
-              <w:rPr>
-                <w:rFonts w:ascii="Consolas" w:hAnsi="Consolas" w:cs="Consolas"/>
-                <w:sz w:val="20"/>
-                <w:szCs w:val="20"/>
-                <w:lang w:val="en-US"/>
-              </w:rPr>
-              <w:t>           ... </w:t>
-            </w:r>
-          </w:p>
-        </w:tc>
-      </w:tr>
-      <w:tr>
-        <w:tc>
-          <w:tcPr>
-            <w:tcW w:w="4815" w:type="dxa"/>
-          </w:tcPr>
-          <w:p>
-            <w:pPr>
-              <w:rPr>
-                <w:rFonts w:ascii="Consolas" w:hAnsi="Consolas" w:cs="Consolas"/>
-                <w:color w:val="C00000"/>
-                <w:sz w:val="20"/>
-                <w:szCs w:val="20"/>
-                <w:lang w:val="en-US"/>
-              </w:rPr>
-            </w:pPr>
-            <w:r>
-              <w:rPr>
-                <w:rFonts w:ascii="Consolas" w:hAnsi="Consolas" w:cs="Consolas"/>
-                <w:color w:val="C00000"/>
-                <w:sz w:val="20"/>
-                <w:szCs w:val="20"/>
-                <w:lang w:val="en-US"/>
-              </w:rPr>
-              <w:t>           ... </w:t>
-            </w:r>
-          </w:p>
-        </w:tc>
-        <w:tc>
-          <w:tcPr>
-            <w:tcW w:w="4815" w:type="dxa"/>
-          </w:tcPr>
-          <w:p>
-            <w:pPr>
-              <w:rPr>
-                <w:rFonts w:ascii="Consolas" w:hAnsi="Consolas" w:cs="Consolas"/>
-                <w:sz w:val="20"/>
-                <w:szCs w:val="20"/>
-                <w:lang w:val="en-US"/>
-              </w:rPr>
-            </w:pPr>
-            <w:r>
-              <w:rPr>
-                <w:rFonts w:ascii="Consolas" w:hAnsi="Consolas" w:cs="Consolas"/>
-                <w:sz w:val="20"/>
-                <w:szCs w:val="20"/>
-                <w:lang w:val="en-US"/>
-              </w:rPr>
-              <w:t>[End] </w:t>
-            </w:r>
-          </w:p>
-        </w:tc>
-      </w:tr>
-      <w:tr>
-        <w:tc>
-          <w:tcPr>
-            <w:tcW w:w="4815" w:type="dxa"/>
-          </w:tcPr>
-          <w:p>
-            <w:pPr>
-              <w:rPr>
-                <w:rFonts w:ascii="Consolas" w:hAnsi="Consolas" w:cs="Consolas"/>
-                <w:color w:val="C00000"/>
-                <w:sz w:val="20"/>
-                <w:szCs w:val="20"/>
-                <w:lang w:val="en-US"/>
-              </w:rPr>
-            </w:pPr>
-            <w:r>
-              <w:rPr>
-                <w:rFonts w:ascii="Consolas" w:hAnsi="Consolas" w:cs="Consolas"/>
-                <w:color w:val="C00000"/>
-                <w:sz w:val="20"/>
-                <w:szCs w:val="20"/>
-                <w:lang w:val="en-US"/>
-              </w:rPr>
-              <w:t>[End] </w:t>
-            </w:r>
-          </w:p>
-        </w:tc>
-        <w:tc>
-          <w:tcPr>
-            <w:tcW w:w="4815" w:type="dxa"/>
-          </w:tcPr>
-          <w:p>
-            <w:pPr>
-              <w:rPr>
-                <w:rFonts w:ascii="Consolas" w:hAnsi="Consolas" w:cs="Consolas"/>
-                <w:sz w:val="20"/>
-                <w:szCs w:val="20"/>
-                <w:lang w:val="en-US"/>
-              </w:rPr>
-            </w:pPr>
-          </w:p>
-        </w:tc>
-      </w:tr>
-      <w:tr>
-        <w:tc>
-          <w:tcPr>
-            <w:tcW w:w="4815" w:type="dxa"/>
-          </w:tcPr>
-          <w:p>
-            <w:pPr>
-              <w:rPr>
-                <w:rFonts w:ascii="Consolas" w:hAnsi="Consolas" w:cs="Consolas"/>
-                <w:sz w:val="20"/>
-                <w:szCs w:val="20"/>
-                <w:lang w:val="en-US"/>
-              </w:rPr>
-            </w:pPr>
-            <w:r>
-              <w:rPr>
-                <w:rFonts w:ascii="Consolas" w:hAnsi="Consolas" w:cs="Consolas"/>
-                <w:sz w:val="20"/>
-                <w:szCs w:val="20"/>
-                <w:lang w:val="en-US"/>
-              </w:rPr>
-              <w:t>[Trace] </w:t>
-            </w:r>
-          </w:p>
-        </w:tc>
-        <w:tc>
-          <w:tcPr>
-            <w:tcW w:w="4815" w:type="dxa"/>
-          </w:tcPr>
-          <w:p>
-            <w:pPr>
-              <w:rPr>
-                <w:rFonts w:ascii="Consolas" w:hAnsi="Consolas" w:cs="Consolas"/>
-                <w:sz w:val="20"/>
-                <w:szCs w:val="20"/>
-                <w:lang w:val="en-US"/>
-              </w:rPr>
-            </w:pPr>
-          </w:p>
-        </w:tc>
-      </w:tr>
-      <w:tr>
-        <w:tc>
-          <w:tcPr>
-            <w:tcW w:w="4815" w:type="dxa"/>
-          </w:tcPr>
-          <w:p>
-            <w:pPr>
-              <w:rPr>
-                <w:rFonts w:ascii="Consolas" w:hAnsi="Consolas" w:cs="Consolas"/>
-                <w:sz w:val="20"/>
-                <w:szCs w:val="20"/>
-                <w:lang w:val="en-US"/>
-              </w:rPr>
-            </w:pPr>
-            <w:r>
-              <w:rPr>
-                <w:rFonts w:ascii="Consolas" w:hAnsi="Consolas" w:cs="Consolas"/>
-                <w:sz w:val="20"/>
-                <w:szCs w:val="20"/>
-                <w:lang w:val="en-US"/>
-              </w:rPr>
-              <w:t xml:space="preserve">        </w:t>
-            </w:r>
-            <w:proofErr w:type="spellStart"/>
-            <w:r>
-              <w:rPr>
-                <w:rFonts w:ascii="Consolas" w:hAnsi="Consolas" w:cs="Consolas"/>
-                <w:sz w:val="20"/>
-                <w:szCs w:val="20"/>
-                <w:lang w:val="en-US"/>
-              </w:rPr>
-              <w:t>variableName</w:t>
-            </w:r>
-            <w:proofErr w:type="spellEnd"/>
-            <w:r>
-              <w:rPr>
-                <w:rFonts w:ascii="Consolas" w:hAnsi="Consolas" w:cs="Consolas"/>
-                <w:sz w:val="20"/>
-                <w:szCs w:val="20"/>
-                <w:lang w:val="en-US"/>
-              </w:rPr>
-              <w:t xml:space="preserve"> = 'T</w:t>
-            </w:r>
-            <w:r>
-              <w:rPr>
-                <w:rFonts w:ascii="Consolas" w:hAnsi="Consolas" w:cs="Consolas"/>
-                <w:sz w:val="20"/>
-                <w:szCs w:val="20"/>
-                <w:lang w:val="en-US"/>
-              </w:rPr>
-              <w:t>5</w:t>
-            </w:r>
-            <w:r>
-              <w:rPr>
-                <w:rFonts w:ascii="Consolas" w:hAnsi="Consolas" w:cs="Consolas"/>
-                <w:sz w:val="20"/>
-                <w:szCs w:val="20"/>
-                <w:lang w:val="en-US"/>
-              </w:rPr>
-              <w:t>' </w:t>
-            </w:r>
-          </w:p>
-        </w:tc>
-        <w:tc>
-          <w:tcPr>
-            <w:tcW w:w="4815" w:type="dxa"/>
-          </w:tcPr>
-          <w:p>
-            <w:pPr>
-              <w:rPr>
-                <w:rFonts w:ascii="Consolas" w:hAnsi="Consolas" w:cs="Consolas"/>
-                <w:sz w:val="20"/>
-                <w:szCs w:val="20"/>
-                <w:lang w:val="en-US"/>
-              </w:rPr>
-            </w:pPr>
-            <w:r>
-              <w:rPr>
-                <w:rFonts w:ascii="Consolas" w:hAnsi="Consolas" w:cs="Consolas"/>
-                <w:sz w:val="20"/>
-                <w:szCs w:val="20"/>
-                <w:lang w:val="en-US"/>
-              </w:rPr>
-              <w:t xml:space="preserve">        </w:t>
-            </w:r>
-          </w:p>
-        </w:tc>
-      </w:tr>
-      <w:tr>
-        <w:tc>
-          <w:tcPr>
-            <w:tcW w:w="4815" w:type="dxa"/>
-          </w:tcPr>
-          <w:p>
-            <w:pPr>
-              <w:rPr>
-                <w:rFonts w:ascii="Consolas" w:hAnsi="Consolas" w:cs="Consolas"/>
-                <w:sz w:val="20"/>
-                <w:szCs w:val="20"/>
-                <w:lang w:val="en-US"/>
-              </w:rPr>
-            </w:pPr>
-            <w:r>
-              <w:rPr>
-                <w:rFonts w:ascii="Consolas" w:hAnsi="Consolas" w:cs="Consolas"/>
-                <w:sz w:val="20"/>
-                <w:szCs w:val="20"/>
-                <w:lang w:val="en-US"/>
-              </w:rPr>
               <w:t>           Overwrite = 0 </w:t>
             </w:r>
           </w:p>
@@ -13895,7 +14136,6 @@
                 <w:szCs w:val="20"/>
                 <w:lang w:val="en-US"/>
               </w:rPr>
-              <w:lastRenderedPageBreak/>
               <w:t>           Overwrite = 0 </w:t>
             </w:r>
           </w:p>
@@ -15389,6 +15629,7 @@
                 <w:szCs w:val="20"/>
                 <w:lang w:val="en-US"/>
               </w:rPr>
+              <w:lastRenderedPageBreak/>
               <w:t>           Overwrite = 0 </w:t>
             </w:r>
           </w:p>
@@ -16645,25 +16886,7 @@
                 <w:sz w:val="20"/>
                 <w:szCs w:val="20"/>
               </w:rPr>
-              <w:t xml:space="preserve">    </w:t>
-            </w:r>
-            <w:proofErr w:type="spellStart"/>
-            <w:r>
-              <w:rPr>
-                <w:rFonts w:ascii="Consolas" w:hAnsi="Consolas" w:cs="Consolas"/>
-                <w:sz w:val="20"/>
-                <w:szCs w:val="20"/>
-              </w:rPr>
-              <w:t>REddyProc</w:t>
-            </w:r>
-            <w:proofErr w:type="spellEnd"/>
-            <w:r>
-              <w:rPr>
-                <w:rFonts w:ascii="Consolas" w:hAnsi="Consolas" w:cs="Consolas"/>
-                <w:sz w:val="20"/>
-                <w:szCs w:val="20"/>
-              </w:rPr>
-              <w:t>:</w:t>
+              <w:t xml:space="preserve">    REddyProc:</w:t>
             </w:r>
           </w:p>
         </w:tc>
@@ -16719,6 +16942,7 @@
                 <w:sz w:val="20"/>
                 <w:szCs w:val="20"/>
               </w:rPr>
+              <w:lastRenderedPageBreak/>
               <w:t xml:space="preserve">    </w:t>
             </w:r>
             <w:proofErr w:type="spellStart"/>
@@ -17741,25 +17965,7 @@
                 <w:sz w:val="20"/>
                 <w:szCs w:val="20"/>
               </w:rPr>
-              <w:t xml:space="preserve">    </w:t>
-            </w:r>
-            <w:proofErr w:type="spellStart"/>
-            <w:r>
-              <w:rPr>
-                <w:rFonts w:ascii="Consolas" w:hAnsi="Consolas" w:cs="Consolas"/>
-                <w:sz w:val="20"/>
-                <w:szCs w:val="20"/>
-              </w:rPr>
-              <w:t>REddyProc</w:t>
-            </w:r>
-            <w:proofErr w:type="spellEnd"/>
-            <w:r>
-              <w:rPr>
-                <w:rFonts w:ascii="Consolas" w:hAnsi="Consolas" w:cs="Consolas"/>
-                <w:sz w:val="20"/>
-                <w:szCs w:val="20"/>
-              </w:rPr>
-              <w:t>:</w:t>
+              <w:t xml:space="preserve">    REddyProc:</w:t>
             </w:r>
           </w:p>
         </w:tc>
@@ -17787,6 +17993,7 @@
                 <w:sz w:val="20"/>
                 <w:szCs w:val="20"/>
               </w:rPr>
+              <w:lastRenderedPageBreak/>
               <w:t xml:space="preserve">      Run: True</w:t>
             </w:r>
           </w:p>
@@ -18167,7 +18374,6 @@
           <w:sz w:val="20"/>
           <w:szCs w:val="20"/>
         </w:rPr>
-        <w:lastRenderedPageBreak/>
         <w:t>Example 3a</w:t>
       </w:r>
     </w:p>
@@ -19138,6 +19344,7 @@
                 <w:sz w:val="20"/>
                 <w:szCs w:val="20"/>
               </w:rPr>
+              <w:lastRenderedPageBreak/>
               <w:t xml:space="preserve">      </w:t>
             </w:r>
             <w:r>
@@ -19741,7 +19948,6 @@
           <w:sz w:val="20"/>
           <w:szCs w:val="20"/>
         </w:rPr>
-        <w:lastRenderedPageBreak/>
         <w:t xml:space="preserve">Example 3d – </w:t>
       </w:r>
       <w:proofErr w:type="spellStart"/>
@@ -19892,25 +20098,7 @@
                 <w:sz w:val="20"/>
                 <w:szCs w:val="20"/>
               </w:rPr>
-              <w:t xml:space="preserve">    </w:t>
-            </w:r>
-            <w:proofErr w:type="spellStart"/>
-            <w:r>
-              <w:rPr>
-                <w:rFonts w:ascii="Consolas" w:hAnsi="Consolas" w:cs="Consolas"/>
-                <w:sz w:val="20"/>
-                <w:szCs w:val="20"/>
-              </w:rPr>
-              <w:t>REddyProc</w:t>
-            </w:r>
-            <w:proofErr w:type="spellEnd"/>
-            <w:r>
-              <w:rPr>
-                <w:rFonts w:ascii="Consolas" w:hAnsi="Consolas" w:cs="Consolas"/>
-                <w:sz w:val="20"/>
-                <w:szCs w:val="20"/>
-              </w:rPr>
-              <w:t>:</w:t>
+              <w:t xml:space="preserve">    REddyProc:</w:t>
             </w:r>
           </w:p>
         </w:tc>
@@ -19934,25 +20122,7 @@
                 <w:sz w:val="20"/>
                 <w:szCs w:val="20"/>
               </w:rPr>
-              <w:t xml:space="preserve">      # You can turn off </w:t>
-            </w:r>
-            <w:proofErr w:type="spellStart"/>
-            <w:r>
-              <w:rPr>
-                <w:rFonts w:ascii="Consolas" w:hAnsi="Consolas" w:cs="Consolas"/>
-                <w:sz w:val="20"/>
-                <w:szCs w:val="20"/>
-              </w:rPr>
-              <w:t>REddyProc</w:t>
-            </w:r>
-            <w:proofErr w:type="spellEnd"/>
-            <w:r>
-              <w:rPr>
-                <w:rFonts w:ascii="Consolas" w:hAnsi="Consolas" w:cs="Consolas"/>
-                <w:sz w:val="20"/>
-                <w:szCs w:val="20"/>
-              </w:rPr>
-              <w:t xml:space="preserve"> by setting Run: FALSE</w:t>
+              <w:t xml:space="preserve">      # You can turn off REddyProc by setting Run: FALSE</w:t>
             </w:r>
           </w:p>
         </w:tc>
@@ -20458,7 +20628,6 @@
           <w:sz w:val="20"/>
           <w:szCs w:val="20"/>
         </w:rPr>
-        <w:lastRenderedPageBreak/>
         <w:t>Example 3e – flags</w:t>
       </w:r>
     </w:p>
@@ -21435,7 +21604,7 @@
 </file>
 
 <file path=word/styles.xml><?xml version="1.0" encoding="utf-8"?>
-<w:styles xmlns:mc="http://schemas.openxmlformats.org/markup-compatibility/2006" xmlns:r="http://schemas.openxmlformats.org/officeDocument/2006/relationships" xmlns:w="http://schemas.openxmlformats.org/wordprocessingml/2006/main" xmlns:w14="http://schemas.microsoft.com/office/word/2010/wordml" xmlns:w15="http://schemas.microsoft.com/office/word/2012/wordml" xmlns:w16cex="http://schemas.microsoft.com/office/word/2018/wordml/cex" xmlns:w16cid="http://schemas.microsoft.com/office/word/2016/wordml/cid" xmlns:w16="http://schemas.microsoft.com/office/word/2018/wordml" xmlns:w16du="http://schemas.microsoft.com/office/word/2023/wordml/word16du" xmlns:w16sdtdh="http://schemas.microsoft.com/office/word/2020/wordml/sdtdatahash" xmlns:w16sdtfl="http://schemas.microsoft.com/office/word/2024/wordml/sdtformatlock" xmlns:w16se="http://schemas.microsoft.com/office/word/2015/wordml/symex" mc:Ignorable="w14 w15 w16se w16cid w16 w16cex w16sdtdh w16sdtfl w16du">
+<w:styles xmlns:mc="http://schemas.openxmlformats.org/markup-compatibility/2006" xmlns:r="http://schemas.openxmlformats.org/officeDocument/2006/relationships" xmlns:w="http://schemas.openxmlformats.org/wordprocessingml/2006/main" xmlns:w14="http://schemas.microsoft.com/office/word/2010/wordml" xmlns:w15="http://schemas.microsoft.com/office/word/2012/wordml" xmlns:w16cex="http://schemas.microsoft.com/office/word/2018/wordml/cex" xmlns:w16cid="http://schemas.microsoft.com/office/word/2016/wordml/cid" xmlns:w16="http://schemas.microsoft.com/office/word/2018/wordml" xmlns:w16sdtdh="http://schemas.microsoft.com/office/word/2020/wordml/sdtdatahash" xmlns:w16sdtfl="http://schemas.microsoft.com/office/word/2024/wordml/sdtformatlock" xmlns:w16se="http://schemas.microsoft.com/office/word/2015/wordml/symex" xmlns:w16du="http://schemas.microsoft.com/office/word/2023/wordml/word16du" mc:Ignorable="w14 w15 w16se w16cid w16 w16cex w16sdtdh w16sdtfl w16du">
   <w:docDefaults>
     <w:rPrDefault>
       <w:rPr>
